--- a/docs/CTS_GitHub_Server_Walkthrough.docx
+++ b/docs/CTS_GitHub_Server_Walkthrough.docx
@@ -1020,7 +1020,7 @@
     <w:p>
       <w:r>
         <w:rPr/>
-        <w:t xml:space="preserve">WTS lists its </w:t>
+        <w:t xml:space="preserve">WTS lists these rates on its </w:t>
       </w:r>
       <w:hyperlink r:id="rId14" w:history="1">
         <w:r>
@@ -1032,7 +1032,61 @@
       </w:hyperlink>
       <w:r>
         <w:rPr/>
-        <w:t xml:space="preserve"> rates for internal (Western) customers as a $40 base, plus $3 per shared CPU core ($24 per dedicated core), $4 per GB of RAM and $0.10 per GB of storage. A small shared server (2 cores, 4 GB RAM, 20 GB storage) therefore comes to about $64, which the </w:t>
+        <w:t xml:space="preserve"> catalogue page (checked October 2026):</w:t>
+      </w:r>
+    </w:p>
+    <w:p>
+      <w:pPr>
+        <w:pStyle w:val="ListParagraph"/>
+        <w:numPr>
+          <w:ilvl w:val="0"/>
+          <w:numId w:val="120"/>
+        </w:numPr>
+      </w:pPr>
+      <w:r>
+        <w:rPr>
+          <w:b/>
+        </w:rPr>
+        <w:t xml:space="preserve">Internal (Western), shared:</w:t>
+      </w:r>
+      <w:r>
+        <w:rPr/>
+        <w:t xml:space="preserve"> $40 base VM, $3 per CPU core, $4 per GB of RAM, $0.10 per GB of storage</w:t>
+      </w:r>
+    </w:p>
+    <w:p>
+      <w:pPr>
+        <w:pStyle w:val="ListParagraph"/>
+        <w:numPr>
+          <w:ilvl w:val="0"/>
+          <w:numId w:val="120"/>
+        </w:numPr>
+      </w:pPr>
+      <w:r>
+        <w:rPr>
+          <w:b/>
+        </w:rPr>
+        <w:t xml:space="preserve">Internal, dedicated:</w:t>
+      </w:r>
+      <w:r>
+        <w:rPr/>
+        <w:t xml:space="preserve"> $40 base VM, $24 per CPU core, with the same RAM and storage rates</w:t>
+      </w:r>
+    </w:p>
+    <w:p>
+      <w:r>
+        <w:rPr/>
+        <w:t xml:space="preserve">A shared server with 2 cores, 4 GB RAM and 20 GB storage comes to $40 + $6 + $16 + $2 = </w:t>
+      </w:r>
+      <w:r>
+        <w:rPr>
+          <w:b/>
+        </w:rPr>
+        <w:t xml:space="preserve">$64</w:t>
+      </w:r>
+      <w:r>
+        <w:rPr/>
+        <w:t xml:space="preserve">. The page does not state the billing period; the </w:t>
       </w:r>
       <w:r>
         <w:rPr>
@@ -1042,27 +1096,118 @@
       </w:r>
       <w:r>
         <w:rPr/>
-        <w:t xml:space="preserve"> lists as a monthly cost. WTS points to its WTS Services Document for current rates, so confirm the price, billing period and specs in the request.</w:t>
-      </w:r>
-    </w:p>
-    <w:p>
-      <w:r>
-        <w:rPr/>
-        <w:t xml:space="preserve">Request the server through a WTS Helpdesk ticket, and raise these points:</w:t>
-      </w:r>
-    </w:p>
-    <w:p>
-      <w:pPr>
-        <w:pStyle w:val="ListParagraph"/>
-        <w:numPr>
-          <w:ilvl w:val="0"/>
-          <w:numId w:val="120"/>
+        <w:t xml:space="preserve"> treats it as monthly, and WTS's </w:t>
+      </w:r>
+      <w:hyperlink r:id="rId15" w:history="1">
+        <w:r>
+          <w:rPr>
+            <w:rStyle w:val="Hyperlink"/>
+          </w:rPr>
+          <w:t xml:space="preserve">hosting page</w:t>
+        </w:r>
+      </w:hyperlink>
+      <w:r>
+        <w:rPr/>
+        <w:t xml:space="preserve"> points to the WTS Services Document for current pricing, so confirm the period in the request.</w:t>
+      </w:r>
+    </w:p>
+    <w:p>
+      <w:r>
+        <w:rPr/>
+        <w:t xml:space="preserve">The specs are sized for the application, not for study data, which is stored in REDCap rather than on the server. The application needs about 1 GB of disk (code, dependencies and build); the rest of the 20 GB leaves room for the operating system, updates and logs. Storage costs $0.10 per GB, so the difference between 10 GB and 20 GB is about $1.</w:t>
+      </w:r>
+    </w:p>
+    <w:p>
+      <w:r>
+        <w:rPr/>
+        <w:t xml:space="preserve">According to WTS, the price includes operating system licensing, backup of the operating system and data files, and the initial operating system setup. Note that:</w:t>
+      </w:r>
+    </w:p>
+    <w:p>
+      <w:pPr>
+        <w:pStyle w:val="ListParagraph"/>
+        <w:numPr>
+          <w:ilvl w:val="0"/>
+          <w:numId w:val="122"/>
         </w:numPr>
       </w:pPr>
       <w:r>
         <w:rPr>
           <w:b/>
         </w:rPr>
+        <w:t xml:space="preserve">A system administrator must be named</w:t>
+      </w:r>
+      <w:r>
+        <w:rPr/>
+        <w:t xml:space="preserve"> for the server. That person handles patching and user access, as for a physical server, unless WTS is paid to take on the role (priced in the WTS Services Document)</w:t>
+      </w:r>
+    </w:p>
+    <w:p>
+      <w:pPr>
+        <w:pStyle w:val="ListParagraph"/>
+        <w:numPr>
+          <w:ilvl w:val="0"/>
+          <w:numId w:val="122"/>
+        </w:numPr>
+      </w:pPr>
+      <w:r>
+        <w:rPr>
+          <w:b/>
+        </w:rPr>
+        <w:t xml:space="preserve">The request also needs</w:t>
+      </w:r>
+      <w:r>
+        <w:rPr/>
+        <w:t xml:space="preserve"> a designated application and data administrator, and a description of how the server will be used, for WTS's security evaluation</w:t>
+      </w:r>
+    </w:p>
+    <w:p>
+      <w:pPr>
+        <w:pStyle w:val="ListParagraph"/>
+        <w:numPr>
+          <w:ilvl w:val="0"/>
+          <w:numId w:val="122"/>
+        </w:numPr>
+      </w:pPr>
+      <w:r>
+        <w:rPr>
+          <w:b/>
+        </w:rPr>
+        <w:t xml:space="preserve">Maintenance windows</w:t>
+      </w:r>
+      <w:r>
+        <w:rPr/>
+        <w:t xml:space="preserve"> are Sundays 12 am – 10 am and Thursdays 12 am – 7 am ET. The survey may be unavailable then, so avoid scheduling invitation emails in those windows</w:t>
+      </w:r>
+    </w:p>
+    <w:p>
+      <w:r>
+        <w:rPr/>
+        <w:t xml:space="preserve">Request the server through a Jira ticket to </w:t>
+      </w:r>
+      <w:r>
+        <w:rPr>
+          <w:b/>
+        </w:rPr>
+        <w:t xml:space="preserve">WTS System Administration</w:t>
+      </w:r>
+      <w:r>
+        <w:rPr/>
+        <w:t xml:space="preserve"> (linked from the catalogue page), and include these points:</w:t>
+      </w:r>
+    </w:p>
+    <w:p>
+      <w:pPr>
+        <w:pStyle w:val="ListParagraph"/>
+        <w:numPr>
+          <w:ilvl w:val="0"/>
+          <w:numId w:val="124"/>
+        </w:numPr>
+      </w:pPr>
+      <w:r>
+        <w:rPr>
+          <w:b/>
+        </w:rPr>
         <w:t xml:space="preserve">A Linux VM</w:t>
       </w:r>
       <w:r>
@@ -1075,7 +1220,7 @@
         <w:pStyle w:val="ListParagraph"/>
         <w:numPr>
           <w:ilvl w:val="0"/>
-          <w:numId w:val="120"/>
+          <w:numId w:val="124"/>
         </w:numPr>
       </w:pPr>
       <w:r>
@@ -1117,7 +1262,7 @@
         <w:pStyle w:val="ListParagraph"/>
         <w:numPr>
           <w:ilvl w:val="0"/>
-          <w:numId w:val="120"/>
+          <w:numId w:val="124"/>
         </w:numPr>
       </w:pPr>
       <w:r>
@@ -1136,7 +1281,7 @@
         <w:pStyle w:val="ListParagraph"/>
         <w:numPr>
           <w:ilvl w:val="0"/>
-          <w:numId w:val="120"/>
+          <w:numId w:val="124"/>
         </w:numPr>
       </w:pPr>
       <w:r>
@@ -1155,7 +1300,7 @@
         <w:pStyle w:val="ListParagraph"/>
         <w:numPr>
           <w:ilvl w:val="0"/>
-          <w:numId w:val="120"/>
+          <w:numId w:val="124"/>
         </w:numPr>
       </w:pPr>
       <w:r>
@@ -1174,7 +1319,7 @@
         <w:pStyle w:val="ListParagraph"/>
         <w:numPr>
           <w:ilvl w:val="0"/>
-          <w:numId w:val="120"/>
+          <w:numId w:val="124"/>
         </w:numPr>
       </w:pPr>
       <w:r>
@@ -1206,37 +1351,245 @@
         <w:pStyle w:val="ListParagraph"/>
         <w:numPr>
           <w:ilvl w:val="0"/>
-          <w:numId w:val="120"/>
+          <w:numId w:val="124"/>
         </w:numPr>
       </w:pPr>
       <w:r>
         <w:rPr>
           <w:b/>
         </w:rPr>
-        <w:t xml:space="preserve">Who patches the operating system and who has administrator access</w:t>
-      </w:r>
-      <w:r>
-        <w:rPr/>
-        <w:t xml:space="preserve">, for the REB application</w:t>
-      </w:r>
-    </w:p>
-    <w:p>
-      <w:pPr>
-        <w:pStyle w:val="ListParagraph"/>
-        <w:numPr>
-          <w:ilvl w:val="0"/>
-          <w:numId w:val="120"/>
+        <w:t xml:space="preserve">SSH access for the administrator</w:t>
+      </w:r>
+      <w:r>
+        <w:rPr/>
+        <w:t xml:space="preserve"> (for example over the VPN), to install and update the application</w:t>
+      </w:r>
+    </w:p>
+    <w:p>
+      <w:pPr>
+        <w:pStyle w:val="Heading3"/>
+      </w:pPr>
+      <w:r>
+        <w:t>3.2 Code changes before deploying</w:t>
+      </w:r>
+    </w:p>
+    <w:p>
+      <w:r>
+        <w:rPr/>
+        <w:t xml:space="preserve">The REDCap functions in </w:t>
+      </w:r>
+      <w:r>
+        <w:rPr>
+          <w:rFonts w:ascii="Consolas" w:hAnsi="Consolas" w:cs="Consolas"/>
+          <w:color w:val="333333"/>
+          <w:sz w:val="19"/>
+          <w:szCs w:val="19"/>
+        </w:rPr>
+        <w:t xml:space="preserve">functions/api/</w:t>
+      </w:r>
+      <w:r>
+        <w:rPr/>
+        <w:t xml:space="preserve"> are written for Cloudflare Pages Functions. They use only standard web features (fetch, FormData, Web Crypto, Request/Response), so they move to Node.js with little change. Still to be built:</w:t>
+      </w:r>
+    </w:p>
+    <w:p>
+      <w:pPr>
+        <w:pStyle w:val="ListParagraph"/>
+        <w:numPr>
+          <w:ilvl w:val="0"/>
+          <w:numId w:val="127"/>
         </w:numPr>
       </w:pPr>
       <w:r>
         <w:rPr>
           <w:b/>
         </w:rPr>
-        <w:t xml:space="preserve">SSH access for the maintainer</w:t>
-      </w:r>
-      <w:r>
-        <w:rPr/>
-        <w:t xml:space="preserve"> (for example over the VPN), to install and update the application</w:t>
+        <w:t xml:space="preserve">A small Node.js server</w:t>
+      </w:r>
+      <w:r>
+        <w:rPr/>
+        <w:t xml:space="preserve"> (for example </w:t>
+      </w:r>
+      <w:r>
+        <w:rPr>
+          <w:rFonts w:ascii="Consolas" w:hAnsi="Consolas" w:cs="Consolas"/>
+          <w:color w:val="333333"/>
+          <w:sz w:val="19"/>
+          <w:szCs w:val="19"/>
+        </w:rPr>
+        <w:t xml:space="preserve">server/index.mjs</w:t>
+      </w:r>
+      <w:r>
+        <w:rPr/>
+        <w:t xml:space="preserve">) that serves the built site from </w:t>
+      </w:r>
+      <w:r>
+        <w:rPr>
+          <w:rFonts w:ascii="Consolas" w:hAnsi="Consolas" w:cs="Consolas"/>
+          <w:color w:val="333333"/>
+          <w:sz w:val="19"/>
+          <w:szCs w:val="19"/>
+        </w:rPr>
+        <w:t xml:space="preserve">out/</w:t>
+      </w:r>
+      <w:r>
+        <w:rPr/>
+        <w:t xml:space="preserve"> and routes </w:t>
+      </w:r>
+      <w:r>
+        <w:rPr>
+          <w:rFonts w:ascii="Consolas" w:hAnsi="Consolas" w:cs="Consolas"/>
+          <w:color w:val="333333"/>
+          <w:sz w:val="19"/>
+          <w:szCs w:val="19"/>
+        </w:rPr>
+        <w:t xml:space="preserve">/api/redcap/session</w:t>
+      </w:r>
+      <w:r>
+        <w:rPr/>
+        <w:t xml:space="preserve">, </w:t>
+      </w:r>
+      <w:r>
+        <w:rPr>
+          <w:rFonts w:ascii="Consolas" w:hAnsi="Consolas" w:cs="Consolas"/>
+          <w:color w:val="333333"/>
+          <w:sz w:val="19"/>
+          <w:szCs w:val="19"/>
+        </w:rPr>
+        <w:t xml:space="preserve">/api/redcap/submit</w:t>
+      </w:r>
+      <w:r>
+        <w:rPr/>
+        <w:t xml:space="preserve"> and </w:t>
+      </w:r>
+      <w:r>
+        <w:rPr>
+          <w:rFonts w:ascii="Consolas" w:hAnsi="Consolas" w:cs="Consolas"/>
+          <w:color w:val="333333"/>
+          <w:sz w:val="19"/>
+          <w:szCs w:val="19"/>
+        </w:rPr>
+        <w:t xml:space="preserve">/api/redcap/provision</w:t>
+      </w:r>
+      <w:r>
+        <w:rPr/>
+        <w:t xml:space="preserve"> to the existing handlers, passing the environment variables as </w:t>
+      </w:r>
+      <w:r>
+        <w:rPr>
+          <w:rFonts w:ascii="Consolas" w:hAnsi="Consolas" w:cs="Consolas"/>
+          <w:color w:val="333333"/>
+          <w:sz w:val="19"/>
+          <w:szCs w:val="19"/>
+        </w:rPr>
+        <w:t xml:space="preserve">env</w:t>
+      </w:r>
+      <w:r>
+        <w:rPr/>
+        <w:t xml:space="preserve">. A framework that uses the same Request/Response style, such as Hono with its Node adapter, keeps this to a few lines</w:t>
+      </w:r>
+    </w:p>
+    <w:p>
+      <w:pPr>
+        <w:pStyle w:val="ListParagraph"/>
+        <w:numPr>
+          <w:ilvl w:val="0"/>
+          <w:numId w:val="127"/>
+        </w:numPr>
+      </w:pPr>
+      <w:r>
+        <w:rPr>
+          <w:b/>
+        </w:rPr>
+        <w:t xml:space="preserve">Security headers.</w:t>
+      </w:r>
+      <w:r>
+        <w:rPr/>
+        <w:t xml:space="preserve"> </w:t>
+      </w:r>
+      <w:r>
+        <w:rPr>
+          <w:rFonts w:ascii="Consolas" w:hAnsi="Consolas" w:cs="Consolas"/>
+          <w:color w:val="333333"/>
+          <w:sz w:val="19"/>
+          <w:szCs w:val="19"/>
+        </w:rPr>
+        <w:t xml:space="preserve">public/_headers</w:t>
+      </w:r>
+      <w:r>
+        <w:rPr/>
+        <w:t xml:space="preserve"> is a Cloudflare-specific file; set the same headers in the server or the reverse proxy</w:t>
+      </w:r>
+    </w:p>
+    <w:p>
+      <w:pPr>
+        <w:pStyle w:val="ListParagraph"/>
+        <w:numPr>
+          <w:ilvl w:val="0"/>
+          <w:numId w:val="127"/>
+        </w:numPr>
+      </w:pPr>
+      <w:r>
+        <w:rPr>
+          <w:b/>
+        </w:rPr>
+        <w:t xml:space="preserve">A start script</w:t>
+      </w:r>
+      <w:r>
+        <w:rPr/>
+        <w:t xml:space="preserve"> in </w:t>
+      </w:r>
+      <w:r>
+        <w:rPr>
+          <w:rFonts w:ascii="Consolas" w:hAnsi="Consolas" w:cs="Consolas"/>
+          <w:color w:val="333333"/>
+          <w:sz w:val="19"/>
+          <w:szCs w:val="19"/>
+        </w:rPr>
+        <w:t xml:space="preserve">package.json</w:t>
+      </w:r>
+      <w:r>
+        <w:rPr/>
+        <w:t xml:space="preserve"> (for example </w:t>
+      </w:r>
+      <w:r>
+        <w:rPr>
+          <w:rFonts w:ascii="Consolas" w:hAnsi="Consolas" w:cs="Consolas"/>
+          <w:color w:val="333333"/>
+          <w:sz w:val="19"/>
+          <w:szCs w:val="19"/>
+        </w:rPr>
+        <w:t xml:space="preserve">"start:server": "node server/index.mjs"</w:t>
+      </w:r>
+      <w:r>
+        <w:rPr/>
+        <w:t xml:space="preserve">)</w:t>
+      </w:r>
+    </w:p>
+    <w:p>
+      <w:pPr>
+        <w:pStyle w:val="ListParagraph"/>
+        <w:numPr>
+          <w:ilvl w:val="0"/>
+          <w:numId w:val="127"/>
+        </w:numPr>
+      </w:pPr>
+      <w:r>
+        <w:rPr/>
+        <w:t xml:space="preserve">Keep the site and the API on the same address, so the session cookie and the </w:t>
+      </w:r>
+      <w:r>
+        <w:rPr>
+          <w:rFonts w:ascii="Consolas" w:hAnsi="Consolas" w:cs="Consolas"/>
+          <w:color w:val="333333"/>
+          <w:sz w:val="19"/>
+          <w:szCs w:val="19"/>
+        </w:rPr>
+        <w:t xml:space="preserve">?k=</w:t>
+      </w:r>
+      <w:r>
+        <w:rPr/>
+        <w:t xml:space="preserve"> links work unchanged (Overview, Section 7.3)</w:t>
       </w:r>
     </w:p>
     <w:p>
@@ -1244,93 +1597,68 @@
         <w:pStyle w:val="Heading3"/>
       </w:pPr>
       <w:r>
-        <w:t>3.2 Code changes before deploying</w:t>
-      </w:r>
-    </w:p>
-    <w:p>
-      <w:r>
-        <w:rPr/>
-        <w:t xml:space="preserve">The REDCap functions in </w:t>
-      </w:r>
-      <w:r>
-        <w:rPr>
-          <w:rFonts w:ascii="Consolas" w:hAnsi="Consolas" w:cs="Consolas"/>
-          <w:color w:val="333333"/>
-          <w:sz w:val="19"/>
-          <w:szCs w:val="19"/>
-        </w:rPr>
-        <w:t xml:space="preserve">functions/api/</w:t>
-      </w:r>
-      <w:r>
-        <w:rPr/>
-        <w:t xml:space="preserve"> are written for Cloudflare Pages Functions. They use only standard web features (fetch, FormData, Web Crypto, Request/Response), so they move to Node.js with little change. Still to be built:</w:t>
-      </w:r>
-    </w:p>
-    <w:p>
-      <w:pPr>
-        <w:pStyle w:val="ListParagraph"/>
-        <w:numPr>
-          <w:ilvl w:val="0"/>
-          <w:numId w:val="123"/>
-        </w:numPr>
-      </w:pPr>
-      <w:r>
-        <w:rPr>
-          <w:b/>
-        </w:rPr>
-        <w:t xml:space="preserve">A small Node.js server</w:t>
-      </w:r>
-      <w:r>
-        <w:rPr/>
-        <w:t xml:space="preserve"> (for example </w:t>
-      </w:r>
-      <w:r>
-        <w:rPr>
-          <w:rFonts w:ascii="Consolas" w:hAnsi="Consolas" w:cs="Consolas"/>
-          <w:color w:val="333333"/>
-          <w:sz w:val="19"/>
-          <w:szCs w:val="19"/>
-        </w:rPr>
-        <w:t xml:space="preserve">server/index.mjs</w:t>
-      </w:r>
-      <w:r>
-        <w:rPr/>
-        <w:t xml:space="preserve">) that serves the built site from </w:t>
-      </w:r>
-      <w:r>
-        <w:rPr>
-          <w:rFonts w:ascii="Consolas" w:hAnsi="Consolas" w:cs="Consolas"/>
-          <w:color w:val="333333"/>
-          <w:sz w:val="19"/>
-          <w:szCs w:val="19"/>
-        </w:rPr>
-        <w:t xml:space="preserve">out/</w:t>
-      </w:r>
-      <w:r>
-        <w:rPr/>
-        <w:t xml:space="preserve"> and routes </w:t>
-      </w:r>
-      <w:r>
-        <w:rPr>
-          <w:rFonts w:ascii="Consolas" w:hAnsi="Consolas" w:cs="Consolas"/>
-          <w:color w:val="333333"/>
-          <w:sz w:val="19"/>
-          <w:szCs w:val="19"/>
-        </w:rPr>
-        <w:t xml:space="preserve">/api/redcap/session</w:t>
-      </w:r>
-      <w:r>
-        <w:rPr/>
-        <w:t xml:space="preserve">, </w:t>
-      </w:r>
-      <w:r>
-        <w:rPr>
-          <w:rFonts w:ascii="Consolas" w:hAnsi="Consolas" w:cs="Consolas"/>
-          <w:color w:val="333333"/>
-          <w:sz w:val="19"/>
-          <w:szCs w:val="19"/>
-        </w:rPr>
-        <w:t xml:space="preserve">/api/redcap/submit</w:t>
+        <w:t>3.3 Install on the server</w:t>
+      </w:r>
+    </w:p>
+    <w:p>
+      <w:pPr>
+        <w:pStyle w:val="ListParagraph"/>
+        <w:numPr>
+          <w:ilvl w:val="0"/>
+          <w:numId w:val="129"/>
+        </w:numPr>
+      </w:pPr>
+      <w:r>
+        <w:rPr/>
+        <w:t xml:space="preserve">Install Node.js 20 LTS and Git</w:t>
+      </w:r>
+    </w:p>
+    <w:p>
+      <w:pPr>
+        <w:pStyle w:val="ListParagraph"/>
+        <w:numPr>
+          <w:ilvl w:val="0"/>
+          <w:numId w:val="129"/>
+        </w:numPr>
+      </w:pPr>
+      <w:r>
+        <w:rPr/>
+        <w:t xml:space="preserve">Clone the lab's fork, for example into </w:t>
+      </w:r>
+      <w:r>
+        <w:rPr>
+          <w:rFonts w:ascii="Consolas" w:hAnsi="Consolas" w:cs="Consolas"/>
+          <w:color w:val="333333"/>
+          <w:sz w:val="19"/>
+          <w:szCs w:val="19"/>
+        </w:rPr>
+        <w:t xml:space="preserve">/opt/cts-survey</w:t>
+      </w:r>
+      <w:r>
+        <w:rPr/>
+        <w:t xml:space="preserve">, and check out the branch to deploy</w:t>
+      </w:r>
+    </w:p>
+    <w:p>
+      <w:pPr>
+        <w:pStyle w:val="ListParagraph"/>
+        <w:numPr>
+          <w:ilvl w:val="0"/>
+          <w:numId w:val="129"/>
+        </w:numPr>
+      </w:pPr>
+      <w:r>
+        <w:rPr/>
+        <w:t xml:space="preserve">Run </w:t>
+      </w:r>
+      <w:r>
+        <w:rPr>
+          <w:rFonts w:ascii="Consolas" w:hAnsi="Consolas" w:cs="Consolas"/>
+          <w:color w:val="333333"/>
+          <w:sz w:val="19"/>
+          <w:szCs w:val="19"/>
+        </w:rPr>
+        <w:t xml:space="preserve">npm ci</w:t>
       </w:r>
       <w:r>
         <w:rPr/>
@@ -1343,208 +1671,6 @@
           <w:sz w:val="19"/>
           <w:szCs w:val="19"/>
         </w:rPr>
-        <w:t xml:space="preserve">/api/redcap/provision</w:t>
-      </w:r>
-      <w:r>
-        <w:rPr/>
-        <w:t xml:space="preserve"> to the existing handlers, passing the environment variables as </w:t>
-      </w:r>
-      <w:r>
-        <w:rPr>
-          <w:rFonts w:ascii="Consolas" w:hAnsi="Consolas" w:cs="Consolas"/>
-          <w:color w:val="333333"/>
-          <w:sz w:val="19"/>
-          <w:szCs w:val="19"/>
-        </w:rPr>
-        <w:t xml:space="preserve">env</w:t>
-      </w:r>
-      <w:r>
-        <w:rPr/>
-        <w:t xml:space="preserve">. A framework that uses the same Request/Response style, such as Hono with its Node adapter, keeps this to a few lines</w:t>
-      </w:r>
-    </w:p>
-    <w:p>
-      <w:pPr>
-        <w:pStyle w:val="ListParagraph"/>
-        <w:numPr>
-          <w:ilvl w:val="0"/>
-          <w:numId w:val="123"/>
-        </w:numPr>
-      </w:pPr>
-      <w:r>
-        <w:rPr>
-          <w:b/>
-        </w:rPr>
-        <w:t xml:space="preserve">Security headers.</w:t>
-      </w:r>
-      <w:r>
-        <w:rPr/>
-        <w:t xml:space="preserve"> </w:t>
-      </w:r>
-      <w:r>
-        <w:rPr>
-          <w:rFonts w:ascii="Consolas" w:hAnsi="Consolas" w:cs="Consolas"/>
-          <w:color w:val="333333"/>
-          <w:sz w:val="19"/>
-          <w:szCs w:val="19"/>
-        </w:rPr>
-        <w:t xml:space="preserve">public/_headers</w:t>
-      </w:r>
-      <w:r>
-        <w:rPr/>
-        <w:t xml:space="preserve"> is a Cloudflare-specific file; set the same headers in the server or the reverse proxy</w:t>
-      </w:r>
-    </w:p>
-    <w:p>
-      <w:pPr>
-        <w:pStyle w:val="ListParagraph"/>
-        <w:numPr>
-          <w:ilvl w:val="0"/>
-          <w:numId w:val="123"/>
-        </w:numPr>
-      </w:pPr>
-      <w:r>
-        <w:rPr>
-          <w:b/>
-        </w:rPr>
-        <w:t xml:space="preserve">A start script</w:t>
-      </w:r>
-      <w:r>
-        <w:rPr/>
-        <w:t xml:space="preserve"> in </w:t>
-      </w:r>
-      <w:r>
-        <w:rPr>
-          <w:rFonts w:ascii="Consolas" w:hAnsi="Consolas" w:cs="Consolas"/>
-          <w:color w:val="333333"/>
-          <w:sz w:val="19"/>
-          <w:szCs w:val="19"/>
-        </w:rPr>
-        <w:t xml:space="preserve">package.json</w:t>
-      </w:r>
-      <w:r>
-        <w:rPr/>
-        <w:t xml:space="preserve"> (for example </w:t>
-      </w:r>
-      <w:r>
-        <w:rPr>
-          <w:rFonts w:ascii="Consolas" w:hAnsi="Consolas" w:cs="Consolas"/>
-          <w:color w:val="333333"/>
-          <w:sz w:val="19"/>
-          <w:szCs w:val="19"/>
-        </w:rPr>
-        <w:t xml:space="preserve">"start:server": "node server/index.mjs"</w:t>
-      </w:r>
-      <w:r>
-        <w:rPr/>
-        <w:t xml:space="preserve">)</w:t>
-      </w:r>
-    </w:p>
-    <w:p>
-      <w:pPr>
-        <w:pStyle w:val="ListParagraph"/>
-        <w:numPr>
-          <w:ilvl w:val="0"/>
-          <w:numId w:val="123"/>
-        </w:numPr>
-      </w:pPr>
-      <w:r>
-        <w:rPr/>
-        <w:t xml:space="preserve">Keep the site and the API on the same address, so the session cookie and the </w:t>
-      </w:r>
-      <w:r>
-        <w:rPr>
-          <w:rFonts w:ascii="Consolas" w:hAnsi="Consolas" w:cs="Consolas"/>
-          <w:color w:val="333333"/>
-          <w:sz w:val="19"/>
-          <w:szCs w:val="19"/>
-        </w:rPr>
-        <w:t xml:space="preserve">?k=</w:t>
-      </w:r>
-      <w:r>
-        <w:rPr/>
-        <w:t xml:space="preserve"> links work unchanged (Overview, Section 7.3)</w:t>
-      </w:r>
-    </w:p>
-    <w:p>
-      <w:pPr>
-        <w:pStyle w:val="Heading3"/>
-      </w:pPr>
-      <w:r>
-        <w:t>3.3 Install on the server</w:t>
-      </w:r>
-    </w:p>
-    <w:p>
-      <w:pPr>
-        <w:pStyle w:val="ListParagraph"/>
-        <w:numPr>
-          <w:ilvl w:val="0"/>
-          <w:numId w:val="125"/>
-        </w:numPr>
-      </w:pPr>
-      <w:r>
-        <w:rPr/>
-        <w:t xml:space="preserve">Install Node.js 20 LTS and Git</w:t>
-      </w:r>
-    </w:p>
-    <w:p>
-      <w:pPr>
-        <w:pStyle w:val="ListParagraph"/>
-        <w:numPr>
-          <w:ilvl w:val="0"/>
-          <w:numId w:val="125"/>
-        </w:numPr>
-      </w:pPr>
-      <w:r>
-        <w:rPr/>
-        <w:t xml:space="preserve">Clone the lab's fork, for example into </w:t>
-      </w:r>
-      <w:r>
-        <w:rPr>
-          <w:rFonts w:ascii="Consolas" w:hAnsi="Consolas" w:cs="Consolas"/>
-          <w:color w:val="333333"/>
-          <w:sz w:val="19"/>
-          <w:szCs w:val="19"/>
-        </w:rPr>
-        <w:t xml:space="preserve">/opt/cts-survey</w:t>
-      </w:r>
-      <w:r>
-        <w:rPr/>
-        <w:t xml:space="preserve">, and check out the branch to deploy</w:t>
-      </w:r>
-    </w:p>
-    <w:p>
-      <w:pPr>
-        <w:pStyle w:val="ListParagraph"/>
-        <w:numPr>
-          <w:ilvl w:val="0"/>
-          <w:numId w:val="125"/>
-        </w:numPr>
-      </w:pPr>
-      <w:r>
-        <w:rPr/>
-        <w:t xml:space="preserve">Run </w:t>
-      </w:r>
-      <w:r>
-        <w:rPr>
-          <w:rFonts w:ascii="Consolas" w:hAnsi="Consolas" w:cs="Consolas"/>
-          <w:color w:val="333333"/>
-          <w:sz w:val="19"/>
-          <w:szCs w:val="19"/>
-        </w:rPr>
-        <w:t xml:space="preserve">npm ci</w:t>
-      </w:r>
-      <w:r>
-        <w:rPr/>
-        <w:t xml:space="preserve"> and </w:t>
-      </w:r>
-      <w:r>
-        <w:rPr>
-          <w:rFonts w:ascii="Consolas" w:hAnsi="Consolas" w:cs="Consolas"/>
-          <w:color w:val="333333"/>
-          <w:sz w:val="19"/>
-          <w:szCs w:val="19"/>
-        </w:rPr>
         <w:t xml:space="preserve">npm run build</w:t>
       </w:r>
     </w:p>
@@ -1553,7 +1679,7 @@
         <w:pStyle w:val="ListParagraph"/>
         <w:numPr>
           <w:ilvl w:val="0"/>
-          <w:numId w:val="125"/>
+          <w:numId w:val="129"/>
         </w:numPr>
       </w:pPr>
       <w:r>
@@ -1592,7 +1718,7 @@
         <w:pStyle w:val="ListParagraph"/>
         <w:numPr>
           <w:ilvl w:val="0"/>
-          <w:numId w:val="125"/>
+          <w:numId w:val="129"/>
         </w:numPr>
       </w:pPr>
       <w:r>
@@ -1605,7 +1731,7 @@
         <w:pStyle w:val="ListParagraph"/>
         <w:numPr>
           <w:ilvl w:val="0"/>
-          <w:numId w:val="125"/>
+          <w:numId w:val="129"/>
         </w:numPr>
       </w:pPr>
       <w:r>
@@ -1755,7 +1881,7 @@
         <w:pStyle w:val="ListParagraph"/>
         <w:numPr>
           <w:ilvl w:val="0"/>
-          <w:numId w:val="126"/>
+          <w:numId w:val="130"/>
         </w:numPr>
       </w:pPr>
       <w:r>
@@ -1788,7 +1914,7 @@
         <w:pStyle w:val="ListParagraph"/>
         <w:numPr>
           <w:ilvl w:val="0"/>
-          <w:numId w:val="126"/>
+          <w:numId w:val="130"/>
         </w:numPr>
       </w:pPr>
       <w:r>
@@ -1801,7 +1927,7 @@
         <w:pStyle w:val="ListParagraph"/>
         <w:numPr>
           <w:ilvl w:val="0"/>
-          <w:numId w:val="126"/>
+          <w:numId w:val="130"/>
         </w:numPr>
       </w:pPr>
       <w:r>
@@ -1828,7 +1954,7 @@
         <w:pStyle w:val="ListParagraph"/>
         <w:numPr>
           <w:ilvl w:val="0"/>
-          <w:numId w:val="128"/>
+          <w:numId w:val="132"/>
         </w:numPr>
       </w:pPr>
       <w:r>
@@ -1882,7 +2008,7 @@
         <w:pStyle w:val="ListParagraph"/>
         <w:numPr>
           <w:ilvl w:val="0"/>
-          <w:numId w:val="128"/>
+          <w:numId w:val="132"/>
         </w:numPr>
       </w:pPr>
       <w:r>
@@ -2014,7 +2140,7 @@
         <w:pStyle w:val="ListParagraph"/>
         <w:numPr>
           <w:ilvl w:val="0"/>
-          <w:numId w:val="128"/>
+          <w:numId w:val="132"/>
         </w:numPr>
       </w:pPr>
       <w:r>
@@ -2033,7 +2159,7 @@
         <w:pStyle w:val="ListParagraph"/>
         <w:numPr>
           <w:ilvl w:val="0"/>
-          <w:numId w:val="128"/>
+          <w:numId w:val="132"/>
         </w:numPr>
       </w:pPr>
       <w:r>
@@ -2061,7 +2187,7 @@
         <w:pStyle w:val="ListParagraph"/>
         <w:numPr>
           <w:ilvl w:val="0"/>
-          <w:numId w:val="128"/>
+          <w:numId w:val="132"/>
         </w:numPr>
       </w:pPr>
       <w:r>
@@ -2089,7 +2215,7 @@
         <w:pStyle w:val="ListParagraph"/>
         <w:numPr>
           <w:ilvl w:val="0"/>
-          <w:numId w:val="128"/>
+          <w:numId w:val="132"/>
         </w:numPr>
       </w:pPr>
       <w:r>
@@ -2127,7 +2253,7 @@
         <w:pStyle w:val="ListParagraph"/>
         <w:numPr>
           <w:ilvl w:val="0"/>
-          <w:numId w:val="130"/>
+          <w:numId w:val="134"/>
         </w:numPr>
       </w:pPr>
       <w:r>
@@ -2149,7 +2275,7 @@
         <w:pStyle w:val="ListParagraph"/>
         <w:numPr>
           <w:ilvl w:val="0"/>
-          <w:numId w:val="130"/>
+          <w:numId w:val="134"/>
         </w:numPr>
       </w:pPr>
       <w:r>
@@ -2171,7 +2297,7 @@
         <w:pStyle w:val="ListParagraph"/>
         <w:numPr>
           <w:ilvl w:val="0"/>
-          <w:numId w:val="130"/>
+          <w:numId w:val="134"/>
         </w:numPr>
       </w:pPr>
       <w:r>
@@ -2193,7 +2319,7 @@
         <w:pStyle w:val="ListParagraph"/>
         <w:numPr>
           <w:ilvl w:val="0"/>
-          <w:numId w:val="130"/>
+          <w:numId w:val="134"/>
         </w:numPr>
       </w:pPr>
       <w:r>
@@ -2228,7 +2354,7 @@
         <w:pStyle w:val="ListParagraph"/>
         <w:numPr>
           <w:ilvl w:val="0"/>
-          <w:numId w:val="130"/>
+          <w:numId w:val="134"/>
         </w:numPr>
       </w:pPr>
       <w:r>
@@ -2250,7 +2376,7 @@
         <w:pStyle w:val="ListParagraph"/>
         <w:numPr>
           <w:ilvl w:val="0"/>
-          <w:numId w:val="130"/>
+          <w:numId w:val="134"/>
         </w:numPr>
       </w:pPr>
       <w:r>
@@ -2306,7 +2432,7 @@
         <w:pStyle w:val="ListParagraph"/>
         <w:numPr>
           <w:ilvl w:val="0"/>
-          <w:numId w:val="133"/>
+          <w:numId w:val="137"/>
         </w:numPr>
       </w:pPr>
       <w:r>
@@ -2332,7 +2458,7 @@
         <w:pStyle w:val="ListParagraph"/>
         <w:numPr>
           <w:ilvl w:val="0"/>
-          <w:numId w:val="133"/>
+          <w:numId w:val="137"/>
         </w:numPr>
       </w:pPr>
       <w:r>
@@ -2358,7 +2484,7 @@
         <w:pStyle w:val="ListParagraph"/>
         <w:numPr>
           <w:ilvl w:val="0"/>
-          <w:numId w:val="133"/>
+          <w:numId w:val="137"/>
         </w:numPr>
       </w:pPr>
       <w:r>
@@ -2371,7 +2497,7 @@
         <w:pStyle w:val="ListParagraph"/>
         <w:numPr>
           <w:ilvl w:val="0"/>
-          <w:numId w:val="133"/>
+          <w:numId w:val="137"/>
         </w:numPr>
       </w:pPr>
       <w:r>
@@ -2384,7 +2510,7 @@
         <w:pStyle w:val="ListParagraph"/>
         <w:numPr>
           <w:ilvl w:val="0"/>
-          <w:numId w:val="133"/>
+          <w:numId w:val="137"/>
         </w:numPr>
       </w:pPr>
       <w:r>
@@ -2405,7 +2531,7 @@
         <w:pStyle w:val="ListParagraph"/>
         <w:numPr>
           <w:ilvl w:val="0"/>
-          <w:numId w:val="134"/>
+          <w:numId w:val="138"/>
         </w:numPr>
       </w:pPr>
       <w:r>
@@ -2437,7 +2563,7 @@
         <w:pStyle w:val="ListParagraph"/>
         <w:numPr>
           <w:ilvl w:val="0"/>
-          <w:numId w:val="134"/>
+          <w:numId w:val="138"/>
         </w:numPr>
       </w:pPr>
       <w:r>
@@ -2469,7 +2595,7 @@
         <w:pStyle w:val="ListParagraph"/>
         <w:numPr>
           <w:ilvl w:val="0"/>
-          <w:numId w:val="134"/>
+          <w:numId w:val="138"/>
         </w:numPr>
       </w:pPr>
       <w:r>
@@ -2501,7 +2627,7 @@
         <w:pStyle w:val="ListParagraph"/>
         <w:numPr>
           <w:ilvl w:val="0"/>
-          <w:numId w:val="134"/>
+          <w:numId w:val="138"/>
         </w:numPr>
       </w:pPr>
       <w:r>
@@ -3536,6 +3662,30 @@
     </w:lvlOverride>
   </w:num>
   <w:num w:numId="135">
+    <w:abstractNumId w:val="901"/>
+    <w:lvlOverride w:ilvl="0">
+      <w:startOverride w:val="1"/>
+    </w:lvlOverride>
+  </w:num>
+  <w:num w:numId="136">
+    <w:abstractNumId w:val="900"/>
+    <w:lvlOverride w:ilvl="0">
+      <w:startOverride w:val="1"/>
+    </w:lvlOverride>
+  </w:num>
+  <w:num w:numId="137">
+    <w:abstractNumId w:val="901"/>
+    <w:lvlOverride w:ilvl="0">
+      <w:startOverride w:val="1"/>
+    </w:lvlOverride>
+  </w:num>
+  <w:num w:numId="138">
+    <w:abstractNumId w:val="900"/>
+    <w:lvlOverride w:ilvl="0">
+      <w:startOverride w:val="1"/>
+    </w:lvlOverride>
+  </w:num>
+  <w:num w:numId="139">
     <w:abstractNumId w:val="901"/>
     <w:lvlOverride w:ilvl="0">
       <w:startOverride w:val="1"/>

--- a/docs/CTS_GitHub_Server_Walkthrough.docx
+++ b/docs/CTS_GitHub_Server_Walkthrough.docx
@@ -1114,7 +1114,132 @@
     <w:p>
       <w:r>
         <w:rPr/>
-        <w:t xml:space="preserve">The specs are sized for the application, not for study data, which is stored in REDCap rather than on the server. The application needs about 1 GB of disk (code, dependencies and build); the rest of the 20 GB leaves room for the operating system, updates and logs. Storage costs $0.10 per GB, so the difference between 10 GB and 20 GB is about $1.</w:t>
+        <w:t xml:space="preserve">The specs are sized for the application, not for study data, which is stored in REDCap rather than on the server. Memory use was measured in October 2026 by running the REDCap functions and the built site in a Node.js test server with a simulated REDCap:</w:t>
+      </w:r>
+    </w:p>
+    <w:p>
+      <w:pPr>
+        <w:pStyle w:val="ListParagraph"/>
+        <w:numPr>
+          <w:ilvl w:val="0"/>
+          <w:numId w:val="122"/>
+        </w:numPr>
+      </w:pPr>
+      <w:r>
+        <w:rPr>
+          <w:b/>
+        </w:rPr>
+        <w:t xml:space="preserve">Running app:</w:t>
+      </w:r>
+      <w:r>
+        <w:rPr/>
+        <w:t xml:space="preserve"> about 50 MB idle, 105 MB with 20 participants submitting at the same moment, and 226 MB with 300 at the same moment (far beyond what the study will see)</w:t>
+      </w:r>
+    </w:p>
+    <w:p>
+      <w:pPr>
+        <w:pStyle w:val="ListParagraph"/>
+        <w:numPr>
+          <w:ilvl w:val="0"/>
+          <w:numId w:val="122"/>
+        </w:numPr>
+      </w:pPr>
+      <w:r>
+        <w:rPr>
+          <w:b/>
+        </w:rPr>
+        <w:t xml:space="preserve">Updating the app (Section 3.4):</w:t>
+      </w:r>
+      <w:r>
+        <w:rPr/>
+        <w:t xml:space="preserve"> installing dependencies (</w:t>
+      </w:r>
+      <w:r>
+        <w:rPr>
+          <w:rFonts w:ascii="Consolas" w:hAnsi="Consolas" w:cs="Consolas"/>
+          <w:color w:val="333333"/>
+          <w:sz w:val="19"/>
+          <w:szCs w:val="19"/>
+        </w:rPr>
+        <w:t xml:space="preserve">npm ci</w:t>
+      </w:r>
+      <w:r>
+        <w:rPr/>
+        <w:t xml:space="preserve">) peaked at 1.1 GB and building (</w:t>
+      </w:r>
+      <w:r>
+        <w:rPr>
+          <w:rFonts w:ascii="Consolas" w:hAnsi="Consolas" w:cs="Consolas"/>
+          <w:color w:val="333333"/>
+          <w:sz w:val="19"/>
+          <w:szCs w:val="19"/>
+        </w:rPr>
+        <w:t xml:space="preserve">npm run build</w:t>
+      </w:r>
+      <w:r>
+        <w:rPr/>
+        <w:t xml:space="preserve">) at 0.7 GB, while the running app keeps serving participants</w:t>
+      </w:r>
+    </w:p>
+    <w:p>
+      <w:pPr>
+        <w:pStyle w:val="ListParagraph"/>
+        <w:numPr>
+          <w:ilvl w:val="0"/>
+          <w:numId w:val="122"/>
+        </w:numPr>
+      </w:pPr>
+      <w:r>
+        <w:rPr>
+          <w:b/>
+        </w:rPr>
+        <w:t xml:space="preserve">Disk:</w:t>
+      </w:r>
+      <w:r>
+        <w:rPr/>
+        <w:t xml:space="preserve"> about 1 GB for the code, dependencies and build</w:t>
+      </w:r>
+    </w:p>
+    <w:p>
+      <w:r>
+        <w:rPr>
+          <w:b/>
+        </w:rPr>
+        <w:t xml:space="preserve">4 GB RAM</w:t>
+      </w:r>
+      <w:r>
+        <w:rPr/>
+        <w:t xml:space="preserve"> leaves room for the operating system and web server alongside an update, which is the largest load the server sees. </w:t>
+      </w:r>
+      <w:r>
+        <w:rPr>
+          <w:b/>
+        </w:rPr>
+        <w:t xml:space="preserve">2 GB</w:t>
+      </w:r>
+      <w:r>
+        <w:rPr/>
+        <w:t xml:space="preserve"> would be enough if updates are built elsewhere (for example on the maintainer's computer) and only the built site and server code are copied to the server; that saves $8 (2 GB × $4). </w:t>
+      </w:r>
+      <w:r>
+        <w:rPr>
+          <w:b/>
+        </w:rPr>
+        <w:t xml:space="preserve">2 shared cores</w:t>
+      </w:r>
+      <w:r>
+        <w:rPr/>
+        <w:t xml:space="preserve"> are plenty for the running app; updates just take a little longer. </w:t>
+      </w:r>
+      <w:r>
+        <w:rPr>
+          <w:b/>
+        </w:rPr>
+        <w:t xml:space="preserve">20 GB</w:t>
+      </w:r>
+      <w:r>
+        <w:rPr/>
+        <w:t xml:space="preserve"> of storage leaves room for the operating system, updates and logs; at $0.10 per GB, 10 GB versus 20 GB differs by about $1.</w:t>
       </w:r>
     </w:p>
     <w:p>
@@ -1128,7 +1253,7 @@
         <w:pStyle w:val="ListParagraph"/>
         <w:numPr>
           <w:ilvl w:val="0"/>
-          <w:numId w:val="122"/>
+          <w:numId w:val="124"/>
         </w:numPr>
       </w:pPr>
       <w:r>
@@ -1147,7 +1272,7 @@
         <w:pStyle w:val="ListParagraph"/>
         <w:numPr>
           <w:ilvl w:val="0"/>
-          <w:numId w:val="122"/>
+          <w:numId w:val="124"/>
         </w:numPr>
       </w:pPr>
       <w:r>
@@ -1166,7 +1291,7 @@
         <w:pStyle w:val="ListParagraph"/>
         <w:numPr>
           <w:ilvl w:val="0"/>
-          <w:numId w:val="122"/>
+          <w:numId w:val="124"/>
         </w:numPr>
       </w:pPr>
       <w:r>
@@ -1201,7 +1326,7 @@
         <w:pStyle w:val="ListParagraph"/>
         <w:numPr>
           <w:ilvl w:val="0"/>
-          <w:numId w:val="124"/>
+          <w:numId w:val="126"/>
         </w:numPr>
       </w:pPr>
       <w:r>
@@ -1220,7 +1345,7 @@
         <w:pStyle w:val="ListParagraph"/>
         <w:numPr>
           <w:ilvl w:val="0"/>
-          <w:numId w:val="124"/>
+          <w:numId w:val="126"/>
         </w:numPr>
       </w:pPr>
       <w:r>
@@ -1262,7 +1387,7 @@
         <w:pStyle w:val="ListParagraph"/>
         <w:numPr>
           <w:ilvl w:val="0"/>
-          <w:numId w:val="124"/>
+          <w:numId w:val="126"/>
         </w:numPr>
       </w:pPr>
       <w:r>
@@ -1281,7 +1406,7 @@
         <w:pStyle w:val="ListParagraph"/>
         <w:numPr>
           <w:ilvl w:val="0"/>
-          <w:numId w:val="124"/>
+          <w:numId w:val="126"/>
         </w:numPr>
       </w:pPr>
       <w:r>
@@ -1300,7 +1425,7 @@
         <w:pStyle w:val="ListParagraph"/>
         <w:numPr>
           <w:ilvl w:val="0"/>
-          <w:numId w:val="124"/>
+          <w:numId w:val="126"/>
         </w:numPr>
       </w:pPr>
       <w:r>
@@ -1319,7 +1444,7 @@
         <w:pStyle w:val="ListParagraph"/>
         <w:numPr>
           <w:ilvl w:val="0"/>
-          <w:numId w:val="124"/>
+          <w:numId w:val="126"/>
         </w:numPr>
       </w:pPr>
       <w:r>
@@ -1351,7 +1476,7 @@
         <w:pStyle w:val="ListParagraph"/>
         <w:numPr>
           <w:ilvl w:val="0"/>
-          <w:numId w:val="124"/>
+          <w:numId w:val="126"/>
         </w:numPr>
       </w:pPr>
       <w:r>
@@ -1397,7 +1522,7 @@
         <w:pStyle w:val="ListParagraph"/>
         <w:numPr>
           <w:ilvl w:val="0"/>
-          <w:numId w:val="127"/>
+          <w:numId w:val="129"/>
         </w:numPr>
       </w:pPr>
       <w:r>
@@ -1494,7 +1619,7 @@
         <w:pStyle w:val="ListParagraph"/>
         <w:numPr>
           <w:ilvl w:val="0"/>
-          <w:numId w:val="127"/>
+          <w:numId w:val="129"/>
         </w:numPr>
       </w:pPr>
       <w:r>
@@ -1526,7 +1651,7 @@
         <w:pStyle w:val="ListParagraph"/>
         <w:numPr>
           <w:ilvl w:val="0"/>
-          <w:numId w:val="127"/>
+          <w:numId w:val="129"/>
         </w:numPr>
       </w:pPr>
       <w:r>
@@ -1571,7 +1696,7 @@
         <w:pStyle w:val="ListParagraph"/>
         <w:numPr>
           <w:ilvl w:val="0"/>
-          <w:numId w:val="127"/>
+          <w:numId w:val="129"/>
         </w:numPr>
       </w:pPr>
       <w:r>
@@ -1605,7 +1730,7 @@
         <w:pStyle w:val="ListParagraph"/>
         <w:numPr>
           <w:ilvl w:val="0"/>
-          <w:numId w:val="129"/>
+          <w:numId w:val="131"/>
         </w:numPr>
       </w:pPr>
       <w:r>
@@ -1618,7 +1743,7 @@
         <w:pStyle w:val="ListParagraph"/>
         <w:numPr>
           <w:ilvl w:val="0"/>
-          <w:numId w:val="129"/>
+          <w:numId w:val="131"/>
         </w:numPr>
       </w:pPr>
       <w:r>
@@ -1644,7 +1769,7 @@
         <w:pStyle w:val="ListParagraph"/>
         <w:numPr>
           <w:ilvl w:val="0"/>
-          <w:numId w:val="129"/>
+          <w:numId w:val="131"/>
         </w:numPr>
       </w:pPr>
       <w:r>
@@ -1679,7 +1804,7 @@
         <w:pStyle w:val="ListParagraph"/>
         <w:numPr>
           <w:ilvl w:val="0"/>
-          <w:numId w:val="129"/>
+          <w:numId w:val="131"/>
         </w:numPr>
       </w:pPr>
       <w:r>
@@ -1718,7 +1843,7 @@
         <w:pStyle w:val="ListParagraph"/>
         <w:numPr>
           <w:ilvl w:val="0"/>
-          <w:numId w:val="129"/>
+          <w:numId w:val="131"/>
         </w:numPr>
       </w:pPr>
       <w:r>
@@ -1731,7 +1856,7 @@
         <w:pStyle w:val="ListParagraph"/>
         <w:numPr>
           <w:ilvl w:val="0"/>
-          <w:numId w:val="129"/>
+          <w:numId w:val="131"/>
         </w:numPr>
       </w:pPr>
       <w:r>
@@ -1881,7 +2006,7 @@
         <w:pStyle w:val="ListParagraph"/>
         <w:numPr>
           <w:ilvl w:val="0"/>
-          <w:numId w:val="130"/>
+          <w:numId w:val="132"/>
         </w:numPr>
       </w:pPr>
       <w:r>
@@ -1914,7 +2039,7 @@
         <w:pStyle w:val="ListParagraph"/>
         <w:numPr>
           <w:ilvl w:val="0"/>
-          <w:numId w:val="130"/>
+          <w:numId w:val="132"/>
         </w:numPr>
       </w:pPr>
       <w:r>
@@ -1927,7 +2052,7 @@
         <w:pStyle w:val="ListParagraph"/>
         <w:numPr>
           <w:ilvl w:val="0"/>
-          <w:numId w:val="130"/>
+          <w:numId w:val="132"/>
         </w:numPr>
       </w:pPr>
       <w:r>
@@ -1954,7 +2079,7 @@
         <w:pStyle w:val="ListParagraph"/>
         <w:numPr>
           <w:ilvl w:val="0"/>
-          <w:numId w:val="132"/>
+          <w:numId w:val="134"/>
         </w:numPr>
       </w:pPr>
       <w:r>
@@ -2008,7 +2133,7 @@
         <w:pStyle w:val="ListParagraph"/>
         <w:numPr>
           <w:ilvl w:val="0"/>
-          <w:numId w:val="132"/>
+          <w:numId w:val="134"/>
         </w:numPr>
       </w:pPr>
       <w:r>
@@ -2140,7 +2265,7 @@
         <w:pStyle w:val="ListParagraph"/>
         <w:numPr>
           <w:ilvl w:val="0"/>
-          <w:numId w:val="132"/>
+          <w:numId w:val="134"/>
         </w:numPr>
       </w:pPr>
       <w:r>
@@ -2159,7 +2284,7 @@
         <w:pStyle w:val="ListParagraph"/>
         <w:numPr>
           <w:ilvl w:val="0"/>
-          <w:numId w:val="132"/>
+          <w:numId w:val="134"/>
         </w:numPr>
       </w:pPr>
       <w:r>
@@ -2187,7 +2312,7 @@
         <w:pStyle w:val="ListParagraph"/>
         <w:numPr>
           <w:ilvl w:val="0"/>
-          <w:numId w:val="132"/>
+          <w:numId w:val="134"/>
         </w:numPr>
       </w:pPr>
       <w:r>
@@ -2215,7 +2340,7 @@
         <w:pStyle w:val="ListParagraph"/>
         <w:numPr>
           <w:ilvl w:val="0"/>
-          <w:numId w:val="132"/>
+          <w:numId w:val="134"/>
         </w:numPr>
       </w:pPr>
       <w:r>
@@ -2253,7 +2378,7 @@
         <w:pStyle w:val="ListParagraph"/>
         <w:numPr>
           <w:ilvl w:val="0"/>
-          <w:numId w:val="134"/>
+          <w:numId w:val="136"/>
         </w:numPr>
       </w:pPr>
       <w:r>
@@ -2275,7 +2400,7 @@
         <w:pStyle w:val="ListParagraph"/>
         <w:numPr>
           <w:ilvl w:val="0"/>
-          <w:numId w:val="134"/>
+          <w:numId w:val="136"/>
         </w:numPr>
       </w:pPr>
       <w:r>
@@ -2297,7 +2422,7 @@
         <w:pStyle w:val="ListParagraph"/>
         <w:numPr>
           <w:ilvl w:val="0"/>
-          <w:numId w:val="134"/>
+          <w:numId w:val="136"/>
         </w:numPr>
       </w:pPr>
       <w:r>
@@ -2319,7 +2444,7 @@
         <w:pStyle w:val="ListParagraph"/>
         <w:numPr>
           <w:ilvl w:val="0"/>
-          <w:numId w:val="134"/>
+          <w:numId w:val="136"/>
         </w:numPr>
       </w:pPr>
       <w:r>
@@ -2354,7 +2479,7 @@
         <w:pStyle w:val="ListParagraph"/>
         <w:numPr>
           <w:ilvl w:val="0"/>
-          <w:numId w:val="134"/>
+          <w:numId w:val="136"/>
         </w:numPr>
       </w:pPr>
       <w:r>
@@ -2376,7 +2501,7 @@
         <w:pStyle w:val="ListParagraph"/>
         <w:numPr>
           <w:ilvl w:val="0"/>
-          <w:numId w:val="134"/>
+          <w:numId w:val="136"/>
         </w:numPr>
       </w:pPr>
       <w:r>
@@ -2432,7 +2557,7 @@
         <w:pStyle w:val="ListParagraph"/>
         <w:numPr>
           <w:ilvl w:val="0"/>
-          <w:numId w:val="137"/>
+          <w:numId w:val="139"/>
         </w:numPr>
       </w:pPr>
       <w:r>
@@ -2458,7 +2583,7 @@
         <w:pStyle w:val="ListParagraph"/>
         <w:numPr>
           <w:ilvl w:val="0"/>
-          <w:numId w:val="137"/>
+          <w:numId w:val="139"/>
         </w:numPr>
       </w:pPr>
       <w:r>
@@ -2484,7 +2609,7 @@
         <w:pStyle w:val="ListParagraph"/>
         <w:numPr>
           <w:ilvl w:val="0"/>
-          <w:numId w:val="137"/>
+          <w:numId w:val="139"/>
         </w:numPr>
       </w:pPr>
       <w:r>
@@ -2497,7 +2622,7 @@
         <w:pStyle w:val="ListParagraph"/>
         <w:numPr>
           <w:ilvl w:val="0"/>
-          <w:numId w:val="137"/>
+          <w:numId w:val="139"/>
         </w:numPr>
       </w:pPr>
       <w:r>
@@ -2510,7 +2635,7 @@
         <w:pStyle w:val="ListParagraph"/>
         <w:numPr>
           <w:ilvl w:val="0"/>
-          <w:numId w:val="137"/>
+          <w:numId w:val="139"/>
         </w:numPr>
       </w:pPr>
       <w:r>
@@ -2531,7 +2656,7 @@
         <w:pStyle w:val="ListParagraph"/>
         <w:numPr>
           <w:ilvl w:val="0"/>
-          <w:numId w:val="138"/>
+          <w:numId w:val="140"/>
         </w:numPr>
       </w:pPr>
       <w:r>
@@ -2563,7 +2688,7 @@
         <w:pStyle w:val="ListParagraph"/>
         <w:numPr>
           <w:ilvl w:val="0"/>
-          <w:numId w:val="138"/>
+          <w:numId w:val="140"/>
         </w:numPr>
       </w:pPr>
       <w:r>
@@ -2595,7 +2720,7 @@
         <w:pStyle w:val="ListParagraph"/>
         <w:numPr>
           <w:ilvl w:val="0"/>
-          <w:numId w:val="138"/>
+          <w:numId w:val="140"/>
         </w:numPr>
       </w:pPr>
       <w:r>
@@ -2627,7 +2752,7 @@
         <w:pStyle w:val="ListParagraph"/>
         <w:numPr>
           <w:ilvl w:val="0"/>
-          <w:numId w:val="138"/>
+          <w:numId w:val="140"/>
         </w:numPr>
       </w:pPr>
       <w:r>
@@ -3686,6 +3811,18 @@
     </w:lvlOverride>
   </w:num>
   <w:num w:numId="139">
+    <w:abstractNumId w:val="901"/>
+    <w:lvlOverride w:ilvl="0">
+      <w:startOverride w:val="1"/>
+    </w:lvlOverride>
+  </w:num>
+  <w:num w:numId="140">
+    <w:abstractNumId w:val="900"/>
+    <w:lvlOverride w:ilvl="0">
+      <w:startOverride w:val="1"/>
+    </w:lvlOverride>
+  </w:num>
+  <w:num w:numId="141">
     <w:abstractNumId w:val="901"/>
     <w:lvlOverride w:ilvl="0">
       <w:startOverride w:val="1"/>

--- a/docs/CTS_GitHub_Server_Walkthrough.docx
+++ b/docs/CTS_GitHub_Server_Walkthrough.docx
@@ -1202,44 +1202,84 @@
     </w:p>
     <w:p>
       <w:r>
+        <w:rPr/>
+        <w:t xml:space="preserve">This is what the proposed $64 covers:</w:t>
+      </w:r>
+    </w:p>
+    <w:p>
+      <w:pPr>
+        <w:pStyle w:val="ListParagraph"/>
+        <w:numPr>
+          <w:ilvl w:val="0"/>
+          <w:numId w:val="124"/>
+        </w:numPr>
+      </w:pPr>
+      <w:r>
         <w:rPr>
           <w:b/>
         </w:rPr>
-        <w:t xml:space="preserve">4 GB RAM</w:t>
-      </w:r>
-      <w:r>
-        <w:rPr/>
-        <w:t xml:space="preserve"> leaves room for the operating system and web server alongside an update, which is the largest load the server sees. </w:t>
-      </w:r>
+        <w:t xml:space="preserve">4 GB RAM ($16):</w:t>
+      </w:r>
+      <w:r>
+        <w:rPr/>
+        <w:t xml:space="preserve"> room for the operating system and web server alongside an update, which is the largest load the server sees</w:t>
+      </w:r>
+    </w:p>
+    <w:p>
+      <w:pPr>
+        <w:pStyle w:val="ListParagraph"/>
+        <w:numPr>
+          <w:ilvl w:val="0"/>
+          <w:numId w:val="124"/>
+        </w:numPr>
+      </w:pPr>
       <w:r>
         <w:rPr>
           <w:b/>
         </w:rPr>
-        <w:t xml:space="preserve">2 GB</w:t>
-      </w:r>
-      <w:r>
-        <w:rPr/>
-        <w:t xml:space="preserve"> would be enough if updates are built elsewhere (for example on the maintainer's computer) and only the built site and server code are copied to the server; that saves $8 (2 GB × $4). </w:t>
-      </w:r>
+        <w:t xml:space="preserve">2 shared cores ($6):</w:t>
+      </w:r>
+      <w:r>
+        <w:rPr/>
+        <w:t xml:space="preserve"> plenty for the running app; updates just take a little longer</w:t>
+      </w:r>
+    </w:p>
+    <w:p>
+      <w:pPr>
+        <w:pStyle w:val="ListParagraph"/>
+        <w:numPr>
+          <w:ilvl w:val="0"/>
+          <w:numId w:val="124"/>
+        </w:numPr>
+      </w:pPr>
       <w:r>
         <w:rPr>
           <w:b/>
         </w:rPr>
-        <w:t xml:space="preserve">2 shared cores</w:t>
-      </w:r>
-      <w:r>
-        <w:rPr/>
-        <w:t xml:space="preserve"> are plenty for the running app; updates just take a little longer. </w:t>
-      </w:r>
+        <w:t xml:space="preserve">20 GB storage ($2):</w:t>
+      </w:r>
+      <w:r>
+        <w:rPr/>
+        <w:t xml:space="preserve"> room for the operating system, updates and logs on top of the application's 1 GB</w:t>
+      </w:r>
+    </w:p>
+    <w:p>
+      <w:pPr>
+        <w:pStyle w:val="ListParagraph"/>
+        <w:numPr>
+          <w:ilvl w:val="0"/>
+          <w:numId w:val="124"/>
+        </w:numPr>
+      </w:pPr>
       <w:r>
         <w:rPr>
           <w:b/>
         </w:rPr>
-        <w:t xml:space="preserve">20 GB</w:t>
-      </w:r>
-      <w:r>
-        <w:rPr/>
-        <w:t xml:space="preserve"> of storage leaves room for the operating system, updates and logs; at $0.10 per GB, 10 GB versus 20 GB differs by about $1.</w:t>
+        <w:t xml:space="preserve">Base VM ($40):</w:t>
+      </w:r>
+      <w:r>
+        <w:rPr/>
+        <w:t xml:space="preserve"> the fixed charge per server; what it includes is listed below</w:t>
       </w:r>
     </w:p>
     <w:p>
@@ -1253,7 +1293,7 @@
         <w:pStyle w:val="ListParagraph"/>
         <w:numPr>
           <w:ilvl w:val="0"/>
-          <w:numId w:val="124"/>
+          <w:numId w:val="126"/>
         </w:numPr>
       </w:pPr>
       <w:r>
@@ -1272,7 +1312,7 @@
         <w:pStyle w:val="ListParagraph"/>
         <w:numPr>
           <w:ilvl w:val="0"/>
-          <w:numId w:val="124"/>
+          <w:numId w:val="126"/>
         </w:numPr>
       </w:pPr>
       <w:r>
@@ -1291,7 +1331,7 @@
         <w:pStyle w:val="ListParagraph"/>
         <w:numPr>
           <w:ilvl w:val="0"/>
-          <w:numId w:val="124"/>
+          <w:numId w:val="126"/>
         </w:numPr>
       </w:pPr>
       <w:r>
@@ -1326,7 +1366,7 @@
         <w:pStyle w:val="ListParagraph"/>
         <w:numPr>
           <w:ilvl w:val="0"/>
-          <w:numId w:val="126"/>
+          <w:numId w:val="128"/>
         </w:numPr>
       </w:pPr>
       <w:r>
@@ -1345,7 +1385,7 @@
         <w:pStyle w:val="ListParagraph"/>
         <w:numPr>
           <w:ilvl w:val="0"/>
-          <w:numId w:val="126"/>
+          <w:numId w:val="128"/>
         </w:numPr>
       </w:pPr>
       <w:r>
@@ -1387,7 +1427,7 @@
         <w:pStyle w:val="ListParagraph"/>
         <w:numPr>
           <w:ilvl w:val="0"/>
-          <w:numId w:val="126"/>
+          <w:numId w:val="128"/>
         </w:numPr>
       </w:pPr>
       <w:r>
@@ -1406,7 +1446,7 @@
         <w:pStyle w:val="ListParagraph"/>
         <w:numPr>
           <w:ilvl w:val="0"/>
-          <w:numId w:val="126"/>
+          <w:numId w:val="128"/>
         </w:numPr>
       </w:pPr>
       <w:r>
@@ -1425,7 +1465,7 @@
         <w:pStyle w:val="ListParagraph"/>
         <w:numPr>
           <w:ilvl w:val="0"/>
-          <w:numId w:val="126"/>
+          <w:numId w:val="128"/>
         </w:numPr>
       </w:pPr>
       <w:r>
@@ -1444,7 +1484,7 @@
         <w:pStyle w:val="ListParagraph"/>
         <w:numPr>
           <w:ilvl w:val="0"/>
-          <w:numId w:val="126"/>
+          <w:numId w:val="128"/>
         </w:numPr>
       </w:pPr>
       <w:r>
@@ -1476,7 +1516,7 @@
         <w:pStyle w:val="ListParagraph"/>
         <w:numPr>
           <w:ilvl w:val="0"/>
-          <w:numId w:val="126"/>
+          <w:numId w:val="128"/>
         </w:numPr>
       </w:pPr>
       <w:r>
@@ -1522,7 +1562,7 @@
         <w:pStyle w:val="ListParagraph"/>
         <w:numPr>
           <w:ilvl w:val="0"/>
-          <w:numId w:val="129"/>
+          <w:numId w:val="131"/>
         </w:numPr>
       </w:pPr>
       <w:r>
@@ -1619,7 +1659,7 @@
         <w:pStyle w:val="ListParagraph"/>
         <w:numPr>
           <w:ilvl w:val="0"/>
-          <w:numId w:val="129"/>
+          <w:numId w:val="131"/>
         </w:numPr>
       </w:pPr>
       <w:r>
@@ -1651,7 +1691,7 @@
         <w:pStyle w:val="ListParagraph"/>
         <w:numPr>
           <w:ilvl w:val="0"/>
-          <w:numId w:val="129"/>
+          <w:numId w:val="131"/>
         </w:numPr>
       </w:pPr>
       <w:r>
@@ -1696,7 +1736,7 @@
         <w:pStyle w:val="ListParagraph"/>
         <w:numPr>
           <w:ilvl w:val="0"/>
-          <w:numId w:val="129"/>
+          <w:numId w:val="131"/>
         </w:numPr>
       </w:pPr>
       <w:r>
@@ -1730,7 +1770,7 @@
         <w:pStyle w:val="ListParagraph"/>
         <w:numPr>
           <w:ilvl w:val="0"/>
-          <w:numId w:val="131"/>
+          <w:numId w:val="133"/>
         </w:numPr>
       </w:pPr>
       <w:r>
@@ -1743,7 +1783,7 @@
         <w:pStyle w:val="ListParagraph"/>
         <w:numPr>
           <w:ilvl w:val="0"/>
-          <w:numId w:val="131"/>
+          <w:numId w:val="133"/>
         </w:numPr>
       </w:pPr>
       <w:r>
@@ -1769,7 +1809,7 @@
         <w:pStyle w:val="ListParagraph"/>
         <w:numPr>
           <w:ilvl w:val="0"/>
-          <w:numId w:val="131"/>
+          <w:numId w:val="133"/>
         </w:numPr>
       </w:pPr>
       <w:r>
@@ -1804,7 +1844,7 @@
         <w:pStyle w:val="ListParagraph"/>
         <w:numPr>
           <w:ilvl w:val="0"/>
-          <w:numId w:val="131"/>
+          <w:numId w:val="133"/>
         </w:numPr>
       </w:pPr>
       <w:r>
@@ -1843,7 +1883,7 @@
         <w:pStyle w:val="ListParagraph"/>
         <w:numPr>
           <w:ilvl w:val="0"/>
-          <w:numId w:val="131"/>
+          <w:numId w:val="133"/>
         </w:numPr>
       </w:pPr>
       <w:r>
@@ -1856,7 +1896,7 @@
         <w:pStyle w:val="ListParagraph"/>
         <w:numPr>
           <w:ilvl w:val="0"/>
-          <w:numId w:val="131"/>
+          <w:numId w:val="133"/>
         </w:numPr>
       </w:pPr>
       <w:r>
@@ -2006,7 +2046,7 @@
         <w:pStyle w:val="ListParagraph"/>
         <w:numPr>
           <w:ilvl w:val="0"/>
-          <w:numId w:val="132"/>
+          <w:numId w:val="134"/>
         </w:numPr>
       </w:pPr>
       <w:r>
@@ -2039,7 +2079,7 @@
         <w:pStyle w:val="ListParagraph"/>
         <w:numPr>
           <w:ilvl w:val="0"/>
-          <w:numId w:val="132"/>
+          <w:numId w:val="134"/>
         </w:numPr>
       </w:pPr>
       <w:r>
@@ -2052,7 +2092,7 @@
         <w:pStyle w:val="ListParagraph"/>
         <w:numPr>
           <w:ilvl w:val="0"/>
-          <w:numId w:val="132"/>
+          <w:numId w:val="134"/>
         </w:numPr>
       </w:pPr>
       <w:r>
@@ -2079,7 +2119,7 @@
         <w:pStyle w:val="ListParagraph"/>
         <w:numPr>
           <w:ilvl w:val="0"/>
-          <w:numId w:val="134"/>
+          <w:numId w:val="136"/>
         </w:numPr>
       </w:pPr>
       <w:r>
@@ -2133,7 +2173,7 @@
         <w:pStyle w:val="ListParagraph"/>
         <w:numPr>
           <w:ilvl w:val="0"/>
-          <w:numId w:val="134"/>
+          <w:numId w:val="136"/>
         </w:numPr>
       </w:pPr>
       <w:r>
@@ -2265,7 +2305,7 @@
         <w:pStyle w:val="ListParagraph"/>
         <w:numPr>
           <w:ilvl w:val="0"/>
-          <w:numId w:val="134"/>
+          <w:numId w:val="136"/>
         </w:numPr>
       </w:pPr>
       <w:r>
@@ -2284,7 +2324,7 @@
         <w:pStyle w:val="ListParagraph"/>
         <w:numPr>
           <w:ilvl w:val="0"/>
-          <w:numId w:val="134"/>
+          <w:numId w:val="136"/>
         </w:numPr>
       </w:pPr>
       <w:r>
@@ -2312,7 +2352,7 @@
         <w:pStyle w:val="ListParagraph"/>
         <w:numPr>
           <w:ilvl w:val="0"/>
-          <w:numId w:val="134"/>
+          <w:numId w:val="136"/>
         </w:numPr>
       </w:pPr>
       <w:r>
@@ -2340,7 +2380,7 @@
         <w:pStyle w:val="ListParagraph"/>
         <w:numPr>
           <w:ilvl w:val="0"/>
-          <w:numId w:val="134"/>
+          <w:numId w:val="136"/>
         </w:numPr>
       </w:pPr>
       <w:r>
@@ -2378,7 +2418,7 @@
         <w:pStyle w:val="ListParagraph"/>
         <w:numPr>
           <w:ilvl w:val="0"/>
-          <w:numId w:val="136"/>
+          <w:numId w:val="138"/>
         </w:numPr>
       </w:pPr>
       <w:r>
@@ -2400,7 +2440,7 @@
         <w:pStyle w:val="ListParagraph"/>
         <w:numPr>
           <w:ilvl w:val="0"/>
-          <w:numId w:val="136"/>
+          <w:numId w:val="138"/>
         </w:numPr>
       </w:pPr>
       <w:r>
@@ -2422,7 +2462,7 @@
         <w:pStyle w:val="ListParagraph"/>
         <w:numPr>
           <w:ilvl w:val="0"/>
-          <w:numId w:val="136"/>
+          <w:numId w:val="138"/>
         </w:numPr>
       </w:pPr>
       <w:r>
@@ -2444,7 +2484,7 @@
         <w:pStyle w:val="ListParagraph"/>
         <w:numPr>
           <w:ilvl w:val="0"/>
-          <w:numId w:val="136"/>
+          <w:numId w:val="138"/>
         </w:numPr>
       </w:pPr>
       <w:r>
@@ -2479,7 +2519,7 @@
         <w:pStyle w:val="ListParagraph"/>
         <w:numPr>
           <w:ilvl w:val="0"/>
-          <w:numId w:val="136"/>
+          <w:numId w:val="138"/>
         </w:numPr>
       </w:pPr>
       <w:r>
@@ -2501,7 +2541,7 @@
         <w:pStyle w:val="ListParagraph"/>
         <w:numPr>
           <w:ilvl w:val="0"/>
-          <w:numId w:val="136"/>
+          <w:numId w:val="138"/>
         </w:numPr>
       </w:pPr>
       <w:r>
@@ -2557,7 +2597,7 @@
         <w:pStyle w:val="ListParagraph"/>
         <w:numPr>
           <w:ilvl w:val="0"/>
-          <w:numId w:val="139"/>
+          <w:numId w:val="141"/>
         </w:numPr>
       </w:pPr>
       <w:r>
@@ -2583,7 +2623,7 @@
         <w:pStyle w:val="ListParagraph"/>
         <w:numPr>
           <w:ilvl w:val="0"/>
-          <w:numId w:val="139"/>
+          <w:numId w:val="141"/>
         </w:numPr>
       </w:pPr>
       <w:r>
@@ -2609,7 +2649,7 @@
         <w:pStyle w:val="ListParagraph"/>
         <w:numPr>
           <w:ilvl w:val="0"/>
-          <w:numId w:val="139"/>
+          <w:numId w:val="141"/>
         </w:numPr>
       </w:pPr>
       <w:r>
@@ -2622,7 +2662,7 @@
         <w:pStyle w:val="ListParagraph"/>
         <w:numPr>
           <w:ilvl w:val="0"/>
-          <w:numId w:val="139"/>
+          <w:numId w:val="141"/>
         </w:numPr>
       </w:pPr>
       <w:r>
@@ -2635,7 +2675,7 @@
         <w:pStyle w:val="ListParagraph"/>
         <w:numPr>
           <w:ilvl w:val="0"/>
-          <w:numId w:val="139"/>
+          <w:numId w:val="141"/>
         </w:numPr>
       </w:pPr>
       <w:r>
@@ -2656,7 +2696,7 @@
         <w:pStyle w:val="ListParagraph"/>
         <w:numPr>
           <w:ilvl w:val="0"/>
-          <w:numId w:val="140"/>
+          <w:numId w:val="142"/>
         </w:numPr>
       </w:pPr>
       <w:r>
@@ -2688,7 +2728,7 @@
         <w:pStyle w:val="ListParagraph"/>
         <w:numPr>
           <w:ilvl w:val="0"/>
-          <w:numId w:val="140"/>
+          <w:numId w:val="142"/>
         </w:numPr>
       </w:pPr>
       <w:r>
@@ -2720,7 +2760,7 @@
         <w:pStyle w:val="ListParagraph"/>
         <w:numPr>
           <w:ilvl w:val="0"/>
-          <w:numId w:val="140"/>
+          <w:numId w:val="142"/>
         </w:numPr>
       </w:pPr>
       <w:r>
@@ -2752,7 +2792,7 @@
         <w:pStyle w:val="ListParagraph"/>
         <w:numPr>
           <w:ilvl w:val="0"/>
-          <w:numId w:val="140"/>
+          <w:numId w:val="142"/>
         </w:numPr>
       </w:pPr>
       <w:r>
@@ -3823,6 +3863,18 @@
     </w:lvlOverride>
   </w:num>
   <w:num w:numId="141">
+    <w:abstractNumId w:val="901"/>
+    <w:lvlOverride w:ilvl="0">
+      <w:startOverride w:val="1"/>
+    </w:lvlOverride>
+  </w:num>
+  <w:num w:numId="142">
+    <w:abstractNumId w:val="900"/>
+    <w:lvlOverride w:ilvl="0">
+      <w:startOverride w:val="1"/>
+    </w:lvlOverride>
+  </w:num>
+  <w:num w:numId="143">
     <w:abstractNumId w:val="901"/>
     <w:lvlOverride w:ilvl="0">
       <w:startOverride w:val="1"/>

--- a/docs/CTS_GitHub_Server_Walkthrough.docx
+++ b/docs/CTS_GitHub_Server_Walkthrough.docx
@@ -255,7 +255,46 @@
       </w:pPr>
       <w:r>
         <w:rPr/>
-        <w:t xml:space="preserve">Server (VM): a computer, here run by WTS, that serves the website and the REDCap functions</w:t>
+        <w:t xml:space="preserve">Server (VM): a computer, here run by WTS, that serves the website and the REDCap functions. A virtual machine (VM) is a server carved out of a larger physical machine, with its own share of processing, memory and disk</w:t>
+      </w:r>
+    </w:p>
+    <w:p>
+      <w:pPr>
+        <w:pStyle w:val="ListParagraph"/>
+        <w:numPr>
+          <w:ilvl w:val="0"/>
+          <w:numId w:val="108"/>
+        </w:numPr>
+      </w:pPr>
+      <w:r>
+        <w:rPr/>
+        <w:t xml:space="preserve">CPU core: one unit of processing capacity; more cores let the server work on more tasks at once</w:t>
+      </w:r>
+    </w:p>
+    <w:p>
+      <w:pPr>
+        <w:pStyle w:val="ListParagraph"/>
+        <w:numPr>
+          <w:ilvl w:val="0"/>
+          <w:numId w:val="108"/>
+        </w:numPr>
+      </w:pPr>
+      <w:r>
+        <w:rPr/>
+        <w:t xml:space="preserve">RAM: short-term working memory used while programs run; it is cleared when the server restarts</w:t>
+      </w:r>
+    </w:p>
+    <w:p>
+      <w:pPr>
+        <w:pStyle w:val="ListParagraph"/>
+        <w:numPr>
+          <w:ilvl w:val="0"/>
+          <w:numId w:val="108"/>
+        </w:numPr>
+      </w:pPr>
+      <w:r>
+        <w:rPr/>
+        <w:t xml:space="preserve">Storage: disk space that keeps files permanently, such as the code and logs</w:t>
       </w:r>
     </w:p>
     <w:p>

--- a/docs/CTS_GitHub_Server_Walkthrough.docx
+++ b/docs/CTS_GitHub_Server_Walkthrough.docx
@@ -12,14 +12,6 @@
     </w:p>
     <w:p>
       <w:r>
-        <w:rPr>
-          <w:i/>
-        </w:rPr>
-        <w:t>Walkthrough (Ver. Oct 2026) — prepared by Jamie Kim (FHS MSK-IF)</w:t>
-      </w:r>
-    </w:p>
-    <w:p>
-      <w:r>
         <w:rPr/>
         <w:t xml:space="preserve">This document covers the setup the CTS Diagnostic Survey depends on: GitHub, which stores the code; the development workflow for changing it safely; a Western-managed (WTS) server, which replaces Cloudflare for hosting; and connecting the study's REDCap project. It is the companion to the CTS Design &amp; Workflow Overview, which explains what the application does and why the hosting must change.</w:t>
       </w:r>
@@ -27,7 +19,7 @@
     <w:p>
       <w:r>
         <w:rPr/>
-        <w:t xml:space="preserve">Sections 1 and 2 apply now. Sections 3 and 4 describe the target set-up once a WTS server is approved.</w:t>
+        <w:t xml:space="preserve">Sections 1 and 2 apply now. Section 3 covers hosting for whichever option the study chooses (Overview, Section 7): Cloudflare Pages for in-person collection (option 1a) or a WTS server for remote collection (option 2a). Section 4 applies to option 2a only.</w:t>
       </w:r>
     </w:p>
     <w:p>
@@ -35,11 +27,11 @@
         <w:rPr>
           <w:b/>
         </w:rPr>
-        <w:t xml:space="preserve">Why not Cloudflare:</w:t>
-      </w:r>
-      <w:r>
-        <w:rPr/>
-        <w:t xml:space="preserve"> a study submission is decrypted inside Cloudflare (a US company with a global network) before it reaches REDCap, which the Research Ethics Board (REB) is not expected to approve (Overview, Section 7). The public demo (standalone mode, no study data) can stay on Cloudflare Pages, but study links must use the WTS server.</w:t>
+        <w:t xml:space="preserve">Cloudflare and study data:</w:t>
+      </w:r>
+      <w:r>
+        <w:rPr/>
+        <w:t xml:space="preserve"> with remote collection through REDCap, each submission would be decrypted inside Cloudflare (a US company with a global network) before reaching REDCap, which the Research Ethics Board (REB) is not expected to approve, so option 2a uses a WTS server instead. With in-person collection (option 1a) nothing is submitted, so Cloudflare Pages can host the site (Section 3.1).</w:t>
       </w:r>
     </w:p>
     <w:p>
@@ -529,7 +521,7 @@
       </w:r>
       <w:r>
         <w:rPr/>
-        <w:t xml:space="preserve"> branch is copied too (it is ticked in the example below). Click "Create fork"</w:t>
+        <w:t xml:space="preserve"> branch is copied. Click "Create fork"</w:t>
       </w:r>
     </w:p>
     <w:p>
@@ -846,7 +838,7 @@
       </w:pPr>
       <w:r>
         <w:rPr/>
-        <w:t xml:space="preserve">Deploy the merged change to the server (Section 3.4)</w:t>
+        <w:t xml:space="preserve">Deploy the merged change: automatic on Cloudflare Pages (Section 3.1), manual on a WTS server (Section 3.2.4)</w:t>
       </w:r>
     </w:p>
     <w:p>
@@ -1027,20 +1019,594 @@
         <w:pStyle w:val="Heading2"/>
       </w:pPr>
       <w:r>
-        <w:t>3. Hosting on a Western-managed (WTS) server</w:t>
-      </w:r>
-    </w:p>
-    <w:p>
-      <w:r>
-        <w:rPr/>
-        <w:t xml:space="preserve">If the PI and research team have decided to host on WTS, proceed with this section. The website and the three REDCap functions will run together on one server inside Western, so a submission travels browser → Western server → REDCap and never passes through an external company. It corresponds to option 2a in the Overview, Section 7.</w:t>
-      </w:r>
-    </w:p>
-    <w:p>
+        <w:t>3. Hosting</w:t>
+      </w:r>
+    </w:p>
+    <w:p>
+      <w:r>
+        <w:rPr/>
+        <w:t xml:space="preserve">Follow the part that matches the option chosen in the Overview, Section 7.</w:t>
+      </w:r>
+    </w:p>
+    <w:p>
+      <w:pPr>
+        <w:pStyle w:val="Heading3"/>
+      </w:pPr>
+      <w:r>
+        <w:t>3.1 Option 1a: Cloudflare Pages (in-person collection)</w:t>
+      </w:r>
+    </w:p>
+    <w:p>
+      <w:r>
+        <w:rPr/>
+        <w:t xml:space="preserve">Participants complete the survey in person on a study device, using the plain site address (no </w:t>
+      </w:r>
+      <w:r>
+        <w:rPr>
+          <w:rFonts w:ascii="Consolas" w:hAnsi="Consolas" w:cs="Consolas"/>
+          <w:color w:val="333333"/>
+          <w:sz w:val="19"/>
+          <w:szCs w:val="19"/>
+        </w:rPr>
+        <w:t xml:space="preserve">?k=</w:t>
+      </w:r>
+      <w:r>
+        <w:rPr/>
+        <w:t xml:space="preserve"> link). The app then runs in standalone mode: answers, scores and drawings stay in the browser until they are saved to an encrypted study drive, so no study data reaches Cloudflare. Cloudflare only serves the site's files, and sees the ordinary details of those requests (such as IP address and browser type); mention this in the REB application.</w:t>
+      </w:r>
+    </w:p>
+    <w:p>
+      <w:pPr>
+        <w:pStyle w:val="Heading3"/>
+      </w:pPr>
+      <w:r>
+        <w:t>3.1.1 Prepare the option 1a version</w:t>
+      </w:r>
+    </w:p>
+    <w:p>
+      <w:r>
+        <w:rPr/>
+        <w:t xml:space="preserve">These changes are not built yet:</w:t>
+      </w:r>
+    </w:p>
+    <w:p>
+      <w:pPr>
+        <w:pStyle w:val="ListParagraph"/>
+        <w:numPr>
+          <w:ilvl w:val="0"/>
+          <w:numId w:val="121"/>
+        </w:numPr>
+      </w:pPr>
       <w:r>
         <w:rPr>
           <w:b/>
         </w:rPr>
+        <w:t xml:space="preserve">Leave out the REDCap functions.</w:t>
+      </w:r>
+      <w:r>
+        <w:rPr/>
+        <w:t xml:space="preserve"> Cloudflare Pages deploys a </w:t>
+      </w:r>
+      <w:r>
+        <w:rPr>
+          <w:rFonts w:ascii="Consolas" w:hAnsi="Consolas" w:cs="Consolas"/>
+          <w:color w:val="333333"/>
+          <w:sz w:val="19"/>
+          <w:szCs w:val="19"/>
+        </w:rPr>
+        <w:t xml:space="preserve">functions/</w:t>
+      </w:r>
+      <w:r>
+        <w:rPr/>
+        <w:t xml:space="preserve"> folder automatically as server code. Deploy from a branch without it (for example a </w:t>
+      </w:r>
+      <w:r>
+        <w:rPr>
+          <w:rFonts w:ascii="Consolas" w:hAnsi="Consolas" w:cs="Consolas"/>
+          <w:color w:val="333333"/>
+          <w:sz w:val="19"/>
+          <w:szCs w:val="19"/>
+        </w:rPr>
+        <w:t xml:space="preserve">study-in-person</w:t>
+      </w:r>
+      <w:r>
+        <w:rPr/>
+        <w:t xml:space="preserve"> branch made from </w:t>
+      </w:r>
+      <w:r>
+        <w:rPr>
+          <w:rFonts w:ascii="Consolas" w:hAnsi="Consolas" w:cs="Consolas"/>
+          <w:color w:val="333333"/>
+          <w:sz w:val="19"/>
+          <w:szCs w:val="19"/>
+        </w:rPr>
+        <w:t xml:space="preserve">redcap</w:t>
+      </w:r>
+      <w:r>
+        <w:rPr/>
+        <w:t xml:space="preserve">), so only the static site is published</w:t>
+      </w:r>
+    </w:p>
+    <w:p>
+      <w:pPr>
+        <w:pStyle w:val="ListParagraph"/>
+        <w:numPr>
+          <w:ilvl w:val="0"/>
+          <w:numId w:val="121"/>
+        </w:numPr>
+      </w:pPr>
+      <w:r>
+        <w:rPr>
+          <w:b/>
+        </w:rPr>
+        <w:t xml:space="preserve">Make the results download available on the study device</w:t>
+      </w:r>
+      <w:r>
+        <w:rPr/>
+        <w:t xml:space="preserve">, and include the four hand drawings with the answers (for example one ZIP file). The CSV download is currently shown in the healthcare professional view only (PI decision), so revisit that for in-person use</w:t>
+      </w:r>
+    </w:p>
+    <w:p>
+      <w:pPr>
+        <w:pStyle w:val="ListParagraph"/>
+        <w:numPr>
+          <w:ilvl w:val="0"/>
+          <w:numId w:val="121"/>
+        </w:numPr>
+      </w:pPr>
+      <w:r>
+        <w:rPr>
+          <w:b/>
+        </w:rPr>
+        <w:t xml:space="preserve">Use REDCap's codes in the download</w:t>
+      </w:r>
+      <w:r>
+        <w:rPr/>
+        <w:t xml:space="preserve"> (Yes = 1, No = 0 and so on, as the server does), so the files can be imported into REDCap with the Data Import Tool</w:t>
+      </w:r>
+    </w:p>
+    <w:p>
+      <w:pPr>
+        <w:pStyle w:val="ListParagraph"/>
+        <w:numPr>
+          <w:ilvl w:val="0"/>
+          <w:numId w:val="121"/>
+        </w:numPr>
+      </w:pPr>
+      <w:r>
+        <w:rPr>
+          <w:b/>
+        </w:rPr>
+        <w:t xml:space="preserve">Agree a file-naming routine</w:t>
+      </w:r>
+      <w:r>
+        <w:rPr/>
+        <w:t xml:space="preserve"> that includes the participant ID and timepoint</w:t>
+      </w:r>
+    </w:p>
+    <w:p>
+      <w:pPr>
+        <w:pStyle w:val="Heading3"/>
+      </w:pPr>
+      <w:r>
+        <w:t>3.1.2 Create a Cloudflare account</w:t>
+      </w:r>
+    </w:p>
+    <w:p>
+      <w:r>
+        <w:rPr/>
+        <w:t xml:space="preserve">Go to </w:t>
+      </w:r>
+      <w:hyperlink r:id="rId14" w:history="1">
+        <w:r>
+          <w:rPr>
+            <w:rStyle w:val="Hyperlink"/>
+          </w:rPr>
+          <w:t xml:space="preserve">https://dash.cloudflare.com/sign-up</w:t>
+        </w:r>
+      </w:hyperlink>
+      <w:r>
+        <w:rPr/>
+        <w:t xml:space="preserve"> to sign up. Use the lab's shared email or another appropriate one (for example the coordinator's or maintainer's), so the account survives staff turnover. Use a strong password and enable 2FA. The free plan is sufficient for hosting a static website.</w:t>
+      </w:r>
+    </w:p>
+    <w:p>
+      <w:pPr>
+        <w:pStyle w:val="Heading3"/>
+      </w:pPr>
+      <w:r>
+        <w:t>3.1.3 Connect GitHub to Cloudflare Pages and deploy</w:t>
+      </w:r>
+    </w:p>
+    <w:p>
+      <w:r>
+        <w:rPr/>
+        <w:t xml:space="preserve">Once configured, every change pushed to the production branch rebuilds and redeploys the website automatically.</w:t>
+      </w:r>
+    </w:p>
+    <w:p>
+      <w:pPr>
+        <w:pStyle w:val="ListParagraph"/>
+        <w:numPr>
+          <w:ilvl w:val="0"/>
+          <w:numId w:val="123"/>
+        </w:numPr>
+      </w:pPr>
+      <w:r>
+        <w:rPr/>
+        <w:t xml:space="preserve">In the Cloudflare dashboard, click "Workers &amp; Pages" in the left sidebar</w:t>
+      </w:r>
+    </w:p>
+    <w:p>
+      <w:pPr>
+        <w:pStyle w:val="ListParagraph"/>
+        <w:numPr>
+          <w:ilvl w:val="0"/>
+          <w:numId w:val="123"/>
+        </w:numPr>
+      </w:pPr>
+      <w:r>
+        <w:rPr/>
+        <w:t xml:space="preserve">Click "Create application" on the top right</w:t>
+      </w:r>
+    </w:p>
+    <w:p>
+      <w:pPr>
+        <w:pStyle w:val="ListParagraph"/>
+        <w:numPr>
+          <w:ilvl w:val="0"/>
+          <w:numId w:val="123"/>
+        </w:numPr>
+      </w:pPr>
+      <w:r>
+        <w:rPr/>
+        <w:t xml:space="preserve">Since this is a static website, click "Get started" next to "Looking to deploy Pages?" rather than creating a Worker</w:t>
+      </w:r>
+    </w:p>
+    <w:p>
+      <w:pPr>
+        <w:ind w:left="720"/>
+      </w:pPr>
+      <w:r>
+        <w:drawing>
+          <wp:inline>
+            <wp:extent cx="5257800" cy="2686708"/>
+            <wp:docPr id="2" name="Picture 2"/>
+            <wp:cNvGraphicFramePr>
+              <a:graphicFrameLocks noChangeAspect="1"/>
+            </wp:cNvGraphicFramePr>
+            <a:graphic>
+              <a:graphicData uri="http://schemas.openxmlformats.org/drawingml/2006/picture">
+                <pic:pic>
+                  <pic:nvPicPr>
+                    <pic:cNvPr id="0" name="image.png"/>
+                    <pic:cNvPicPr/>
+                  </pic:nvPicPr>
+                  <pic:blipFill>
+                    <a:blip r:embed="rId15"/>
+                    <a:stretch>
+                      <a:fillRect/>
+                    </a:stretch>
+                  </pic:blipFill>
+                  <pic:spPr>
+                    <a:xfrm>
+                      <a:off x="0" y="0"/>
+                      <a:ext cx="5257800" cy="2686708"/>
+                    </a:xfrm>
+                    <a:prstGeom prst="rect"/>
+                  </pic:spPr>
+                </pic:pic>
+              </a:graphicData>
+            </a:graphic>
+          </wp:inline>
+        </w:drawing>
+      </w:r>
+    </w:p>
+    <w:p>
+      <w:pPr>
+        <w:pStyle w:val="ListParagraph"/>
+        <w:numPr>
+          <w:ilvl w:val="0"/>
+          <w:numId w:val="123"/>
+        </w:numPr>
+      </w:pPr>
+      <w:r>
+        <w:rPr/>
+        <w:t xml:space="preserve">Proceed to "Import an existing Git repository"</w:t>
+      </w:r>
+    </w:p>
+    <w:p>
+      <w:pPr>
+        <w:ind w:left="720"/>
+      </w:pPr>
+      <w:r>
+        <w:drawing>
+          <wp:inline>
+            <wp:extent cx="5257800" cy="2523480"/>
+            <wp:docPr id="3" name="Picture 3"/>
+            <wp:cNvGraphicFramePr>
+              <a:graphicFrameLocks noChangeAspect="1"/>
+            </wp:cNvGraphicFramePr>
+            <a:graphic>
+              <a:graphicData uri="http://schemas.openxmlformats.org/drawingml/2006/picture">
+                <pic:pic>
+                  <pic:nvPicPr>
+                    <pic:cNvPr id="0" name="image.png"/>
+                    <pic:cNvPicPr/>
+                  </pic:nvPicPr>
+                  <pic:blipFill>
+                    <a:blip r:embed="rId16"/>
+                    <a:stretch>
+                      <a:fillRect/>
+                    </a:stretch>
+                  </pic:blipFill>
+                  <pic:spPr>
+                    <a:xfrm>
+                      <a:off x="0" y="0"/>
+                      <a:ext cx="5257800" cy="2523480"/>
+                    </a:xfrm>
+                    <a:prstGeom prst="rect"/>
+                  </pic:spPr>
+                </pic:pic>
+              </a:graphicData>
+            </a:graphic>
+          </wp:inline>
+        </w:drawing>
+      </w:r>
+    </w:p>
+    <w:p>
+      <w:pPr>
+        <w:pStyle w:val="ListParagraph"/>
+        <w:numPr>
+          <w:ilvl w:val="0"/>
+          <w:numId w:val="123"/>
+        </w:numPr>
+      </w:pPr>
+      <w:r>
+        <w:rPr/>
+        <w:t xml:space="preserve">Click "+ Add account"; Cloudflare will ask for access to GitHub. Choose "Only select repositories" and grant access to the lab's </w:t>
+      </w:r>
+      <w:r>
+        <w:rPr>
+          <w:rFonts w:ascii="Consolas" w:hAnsi="Consolas" w:cs="Consolas"/>
+          <w:color w:val="333333"/>
+          <w:sz w:val="19"/>
+          <w:szCs w:val="19"/>
+        </w:rPr>
+        <w:t xml:space="preserve">CTS_survey_app</w:t>
+      </w:r>
+      <w:r>
+        <w:rPr/>
+        <w:t xml:space="preserve"> fork only</w:t>
+      </w:r>
+    </w:p>
+    <w:p>
+      <w:pPr>
+        <w:ind w:left="720"/>
+      </w:pPr>
+      <w:r>
+        <w:drawing>
+          <wp:inline>
+            <wp:extent cx="5257800" cy="2084128"/>
+            <wp:docPr id="4" name="Picture 4"/>
+            <wp:cNvGraphicFramePr>
+              <a:graphicFrameLocks noChangeAspect="1"/>
+            </wp:cNvGraphicFramePr>
+            <a:graphic>
+              <a:graphicData uri="http://schemas.openxmlformats.org/drawingml/2006/picture">
+                <pic:pic>
+                  <pic:nvPicPr>
+                    <pic:cNvPr id="0" name="image.png"/>
+                    <pic:cNvPicPr/>
+                  </pic:nvPicPr>
+                  <pic:blipFill>
+                    <a:blip r:embed="rId17"/>
+                    <a:stretch>
+                      <a:fillRect/>
+                    </a:stretch>
+                  </pic:blipFill>
+                  <pic:spPr>
+                    <a:xfrm>
+                      <a:off x="0" y="0"/>
+                      <a:ext cx="5257800" cy="2084128"/>
+                    </a:xfrm>
+                    <a:prstGeom prst="rect"/>
+                  </pic:spPr>
+                </pic:pic>
+              </a:graphicData>
+            </a:graphic>
+          </wp:inline>
+        </w:drawing>
+      </w:r>
+    </w:p>
+    <w:p>
+      <w:pPr>
+        <w:pStyle w:val="ListParagraph"/>
+        <w:numPr>
+          <w:ilvl w:val="0"/>
+          <w:numId w:val="123"/>
+        </w:numPr>
+      </w:pPr>
+      <w:r>
+        <w:rPr/>
+        <w:t xml:space="preserve">Once the repository has been selected, return to Cloudflare and click "Begin setup"</w:t>
+      </w:r>
+    </w:p>
+    <w:p>
+      <w:pPr>
+        <w:pStyle w:val="ListParagraph"/>
+        <w:numPr>
+          <w:ilvl w:val="0"/>
+          <w:numId w:val="123"/>
+        </w:numPr>
+      </w:pPr>
+      <w:r>
+        <w:rPr/>
+        <w:t xml:space="preserve">Configure the build settings and deploy (leave anything not listed blank):</w:t>
+      </w:r>
+    </w:p>
+    <w:p>
+      <w:pPr>
+        <w:pStyle w:val="ListParagraph"/>
+        <w:numPr>
+          <w:ilvl w:val="1"/>
+          <w:numId w:val="122"/>
+        </w:numPr>
+      </w:pPr>
+      <w:r>
+        <w:rPr/>
+        <w:t xml:space="preserve">Project name: can be the same as the repository name; it becomes part of the URL (ProjectName.pages.dev)</w:t>
+      </w:r>
+    </w:p>
+    <w:p>
+      <w:pPr>
+        <w:pStyle w:val="ListParagraph"/>
+        <w:numPr>
+          <w:ilvl w:val="1"/>
+          <w:numId w:val="122"/>
+        </w:numPr>
+      </w:pPr>
+      <w:r>
+        <w:rPr/>
+        <w:t xml:space="preserve">Production branch: the option 1a branch (Section 3.1.1)</w:t>
+      </w:r>
+    </w:p>
+    <w:p>
+      <w:pPr>
+        <w:pStyle w:val="ListParagraph"/>
+        <w:numPr>
+          <w:ilvl w:val="1"/>
+          <w:numId w:val="122"/>
+        </w:numPr>
+      </w:pPr>
+      <w:r>
+        <w:rPr/>
+        <w:t xml:space="preserve">Framework preset: Next.js (Static HTML Export)</w:t>
+      </w:r>
+    </w:p>
+    <w:p>
+      <w:pPr>
+        <w:pStyle w:val="ListParagraph"/>
+        <w:numPr>
+          <w:ilvl w:val="1"/>
+          <w:numId w:val="122"/>
+        </w:numPr>
+      </w:pPr>
+      <w:r>
+        <w:rPr/>
+        <w:t xml:space="preserve">Build command: </w:t>
+      </w:r>
+      <w:r>
+        <w:rPr>
+          <w:rFonts w:ascii="Consolas" w:hAnsi="Consolas" w:cs="Consolas"/>
+          <w:color w:val="333333"/>
+          <w:sz w:val="19"/>
+          <w:szCs w:val="19"/>
+        </w:rPr>
+        <w:t xml:space="preserve">npm run build</w:t>
+      </w:r>
+    </w:p>
+    <w:p>
+      <w:pPr>
+        <w:pStyle w:val="ListParagraph"/>
+        <w:numPr>
+          <w:ilvl w:val="1"/>
+          <w:numId w:val="122"/>
+        </w:numPr>
+      </w:pPr>
+      <w:r>
+        <w:rPr/>
+        <w:t xml:space="preserve">Build output directory: </w:t>
+      </w:r>
+      <w:r>
+        <w:rPr>
+          <w:rFonts w:ascii="Consolas" w:hAnsi="Consolas" w:cs="Consolas"/>
+          <w:color w:val="333333"/>
+          <w:sz w:val="19"/>
+          <w:szCs w:val="19"/>
+        </w:rPr>
+        <w:t xml:space="preserve">out</w:t>
+      </w:r>
+    </w:p>
+    <w:p>
+      <w:pPr>
+        <w:pStyle w:val="ListParagraph"/>
+        <w:numPr>
+          <w:ilvl w:val="1"/>
+          <w:numId w:val="122"/>
+        </w:numPr>
+      </w:pPr>
+      <w:r>
+        <w:rPr/>
+        <w:t xml:space="preserve">Environment variable: </w:t>
+      </w:r>
+      <w:r>
+        <w:rPr>
+          <w:rFonts w:ascii="Consolas" w:hAnsi="Consolas" w:cs="Consolas"/>
+          <w:color w:val="333333"/>
+          <w:sz w:val="19"/>
+          <w:szCs w:val="19"/>
+        </w:rPr>
+        <w:t xml:space="preserve">NODE_VERSION</w:t>
+      </w:r>
+      <w:r>
+        <w:rPr/>
+        <w:t xml:space="preserve"> = </w:t>
+      </w:r>
+      <w:r>
+        <w:rPr>
+          <w:rFonts w:ascii="Consolas" w:hAnsi="Consolas" w:cs="Consolas"/>
+          <w:color w:val="333333"/>
+          <w:sz w:val="19"/>
+          <w:szCs w:val="19"/>
+        </w:rPr>
+        <w:t xml:space="preserve">20</w:t>
+      </w:r>
+    </w:p>
+    <w:p>
+      <w:pPr>
+        <w:pStyle w:val="ListParagraph"/>
+        <w:numPr>
+          <w:ilvl w:val="0"/>
+          <w:numId w:val="123"/>
+        </w:numPr>
+      </w:pPr>
+      <w:r>
+        <w:rPr/>
+        <w:t xml:space="preserve">Wait for the build to complete, open the URL Cloudflare shows, and check that the survey loads and the results download works</w:t>
+      </w:r>
+    </w:p>
+    <w:p>
+      <w:r>
+        <w:rPr>
+          <w:b/>
+        </w:rPr>
+        <w:t xml:space="preserve">Note:</w:t>
+      </w:r>
+      <w:r>
+        <w:rPr/>
+        <w:t xml:space="preserve"> option 1a needs no secrets, because nothing is sent to REDCap. Branches other than the production branch get their own preview URL, which is useful for checking a change before merging it.</w:t>
+      </w:r>
+    </w:p>
+    <w:p>
+      <w:pPr>
+        <w:pStyle w:val="Heading3"/>
+      </w:pPr>
+      <w:r>
+        <w:t>3.2 Option 2a: Western-managed (WTS) server (remote collection)</w:t>
+      </w:r>
+    </w:p>
+    <w:p>
+      <w:r>
+        <w:rPr/>
+        <w:t xml:space="preserve">The website and the three REDCap functions run together on one server inside Western, so a submission travels browser → Western server → REDCap and never passes through an external company.</w:t>
+      </w:r>
+    </w:p>
+    <w:p>
+      <w:r>
+        <w:rPr>
+          <w:b/>
+        </w:rPr>
         <w:t xml:space="preserve">Draft:</w:t>
       </w:r>
       <w:r>
@@ -1053,7 +1619,7 @@
         <w:pStyle w:val="Heading3"/>
       </w:pPr>
       <w:r>
-        <w:t>3.1 Request the server</w:t>
+        <w:t>3.2.1 Request the server</w:t>
       </w:r>
     </w:p>
     <w:p>
@@ -1061,7 +1627,7 @@
         <w:rPr/>
         <w:t xml:space="preserve">WTS lists these rates on its </w:t>
       </w:r>
-      <w:hyperlink r:id="rId14" w:history="1">
+      <w:hyperlink r:id="rId18" w:history="1">
         <w:r>
           <w:rPr>
             <w:rStyle w:val="Hyperlink"/>
@@ -1079,7 +1645,7 @@
         <w:pStyle w:val="ListParagraph"/>
         <w:numPr>
           <w:ilvl w:val="0"/>
-          <w:numId w:val="120"/>
+          <w:numId w:val="124"/>
         </w:numPr>
       </w:pPr>
       <w:r>
@@ -1098,7 +1664,7 @@
         <w:pStyle w:val="ListParagraph"/>
         <w:numPr>
           <w:ilvl w:val="0"/>
-          <w:numId w:val="120"/>
+          <w:numId w:val="124"/>
         </w:numPr>
       </w:pPr>
       <w:r>
@@ -1125,19 +1691,9 @@
       </w:r>
       <w:r>
         <w:rPr/>
-        <w:t xml:space="preserve">. The page does not state the billing period; the </w:t>
-      </w:r>
-      <w:r>
-        <w:rPr>
-          <w:i/>
-        </w:rPr>
-        <w:t xml:space="preserve">Data Residency Decision Review</w:t>
-      </w:r>
-      <w:r>
-        <w:rPr/>
-        <w:t xml:space="preserve"> treats it as monthly, and WTS's </w:t>
-      </w:r>
-      <w:hyperlink r:id="rId15" w:history="1">
+        <w:t xml:space="preserve">. The page does not state the billing period; WTS's </w:t>
+      </w:r>
+      <w:hyperlink r:id="rId19" w:history="1">
         <w:r>
           <w:rPr>
             <w:rStyle w:val="Hyperlink"/>
@@ -1161,7 +1717,7 @@
         <w:pStyle w:val="ListParagraph"/>
         <w:numPr>
           <w:ilvl w:val="0"/>
-          <w:numId w:val="122"/>
+          <w:numId w:val="126"/>
         </w:numPr>
       </w:pPr>
       <w:r>
@@ -1180,14 +1736,14 @@
         <w:pStyle w:val="ListParagraph"/>
         <w:numPr>
           <w:ilvl w:val="0"/>
-          <w:numId w:val="122"/>
+          <w:numId w:val="126"/>
         </w:numPr>
       </w:pPr>
       <w:r>
         <w:rPr>
           <w:b/>
         </w:rPr>
-        <w:t xml:space="preserve">Updating the app (Section 3.4):</w:t>
+        <w:t xml:space="preserve">Updating the app (Section 3.2.4):</w:t>
       </w:r>
       <w:r>
         <w:rPr/>
@@ -1225,7 +1781,7 @@
         <w:pStyle w:val="ListParagraph"/>
         <w:numPr>
           <w:ilvl w:val="0"/>
-          <w:numId w:val="122"/>
+          <w:numId w:val="126"/>
         </w:numPr>
       </w:pPr>
       <w:r>
@@ -1250,7 +1806,7 @@
         <w:pStyle w:val="ListParagraph"/>
         <w:numPr>
           <w:ilvl w:val="0"/>
-          <w:numId w:val="124"/>
+          <w:numId w:val="128"/>
         </w:numPr>
       </w:pPr>
       <w:r>
@@ -1269,7 +1825,7 @@
         <w:pStyle w:val="ListParagraph"/>
         <w:numPr>
           <w:ilvl w:val="0"/>
-          <w:numId w:val="124"/>
+          <w:numId w:val="128"/>
         </w:numPr>
       </w:pPr>
       <w:r>
@@ -1288,7 +1844,7 @@
         <w:pStyle w:val="ListParagraph"/>
         <w:numPr>
           <w:ilvl w:val="0"/>
-          <w:numId w:val="124"/>
+          <w:numId w:val="128"/>
         </w:numPr>
       </w:pPr>
       <w:r>
@@ -1307,7 +1863,7 @@
         <w:pStyle w:val="ListParagraph"/>
         <w:numPr>
           <w:ilvl w:val="0"/>
-          <w:numId w:val="124"/>
+          <w:numId w:val="128"/>
         </w:numPr>
       </w:pPr>
       <w:r>
@@ -1332,7 +1888,7 @@
         <w:pStyle w:val="ListParagraph"/>
         <w:numPr>
           <w:ilvl w:val="0"/>
-          <w:numId w:val="126"/>
+          <w:numId w:val="130"/>
         </w:numPr>
       </w:pPr>
       <w:r>
@@ -1351,7 +1907,7 @@
         <w:pStyle w:val="ListParagraph"/>
         <w:numPr>
           <w:ilvl w:val="0"/>
-          <w:numId w:val="126"/>
+          <w:numId w:val="130"/>
         </w:numPr>
       </w:pPr>
       <w:r>
@@ -1370,7 +1926,7 @@
         <w:pStyle w:val="ListParagraph"/>
         <w:numPr>
           <w:ilvl w:val="0"/>
-          <w:numId w:val="126"/>
+          <w:numId w:val="130"/>
         </w:numPr>
       </w:pPr>
       <w:r>
@@ -1405,7 +1961,7 @@
         <w:pStyle w:val="ListParagraph"/>
         <w:numPr>
           <w:ilvl w:val="0"/>
-          <w:numId w:val="128"/>
+          <w:numId w:val="132"/>
         </w:numPr>
       </w:pPr>
       <w:r>
@@ -1424,7 +1980,7 @@
         <w:pStyle w:val="ListParagraph"/>
         <w:numPr>
           <w:ilvl w:val="0"/>
-          <w:numId w:val="128"/>
+          <w:numId w:val="132"/>
         </w:numPr>
       </w:pPr>
       <w:r>
@@ -1466,7 +2022,7 @@
         <w:pStyle w:val="ListParagraph"/>
         <w:numPr>
           <w:ilvl w:val="0"/>
-          <w:numId w:val="128"/>
+          <w:numId w:val="132"/>
         </w:numPr>
       </w:pPr>
       <w:r>
@@ -1485,7 +2041,7 @@
         <w:pStyle w:val="ListParagraph"/>
         <w:numPr>
           <w:ilvl w:val="0"/>
-          <w:numId w:val="128"/>
+          <w:numId w:val="132"/>
         </w:numPr>
       </w:pPr>
       <w:r>
@@ -1504,7 +2060,7 @@
         <w:pStyle w:val="ListParagraph"/>
         <w:numPr>
           <w:ilvl w:val="0"/>
-          <w:numId w:val="128"/>
+          <w:numId w:val="132"/>
         </w:numPr>
       </w:pPr>
       <w:r>
@@ -1523,7 +2079,7 @@
         <w:pStyle w:val="ListParagraph"/>
         <w:numPr>
           <w:ilvl w:val="0"/>
-          <w:numId w:val="128"/>
+          <w:numId w:val="132"/>
         </w:numPr>
       </w:pPr>
       <w:r>
@@ -1555,7 +2111,7 @@
         <w:pStyle w:val="ListParagraph"/>
         <w:numPr>
           <w:ilvl w:val="0"/>
-          <w:numId w:val="128"/>
+          <w:numId w:val="132"/>
         </w:numPr>
       </w:pPr>
       <w:r>
@@ -1574,7 +2130,7 @@
         <w:pStyle w:val="Heading3"/>
       </w:pPr>
       <w:r>
-        <w:t>3.2 Code changes before deploying</w:t>
+        <w:t>3.2.2 Code changes before deploying</w:t>
       </w:r>
     </w:p>
     <w:p>
@@ -1601,7 +2157,7 @@
         <w:pStyle w:val="ListParagraph"/>
         <w:numPr>
           <w:ilvl w:val="0"/>
-          <w:numId w:val="131"/>
+          <w:numId w:val="135"/>
         </w:numPr>
       </w:pPr>
       <w:r>
@@ -1698,7 +2254,7 @@
         <w:pStyle w:val="ListParagraph"/>
         <w:numPr>
           <w:ilvl w:val="0"/>
-          <w:numId w:val="131"/>
+          <w:numId w:val="135"/>
         </w:numPr>
       </w:pPr>
       <w:r>
@@ -1730,7 +2286,7 @@
         <w:pStyle w:val="ListParagraph"/>
         <w:numPr>
           <w:ilvl w:val="0"/>
-          <w:numId w:val="131"/>
+          <w:numId w:val="135"/>
         </w:numPr>
       </w:pPr>
       <w:r>
@@ -1775,7 +2331,7 @@
         <w:pStyle w:val="ListParagraph"/>
         <w:numPr>
           <w:ilvl w:val="0"/>
-          <w:numId w:val="131"/>
+          <w:numId w:val="135"/>
         </w:numPr>
       </w:pPr>
       <w:r>
@@ -1801,15 +2357,15 @@
         <w:pStyle w:val="Heading3"/>
       </w:pPr>
       <w:r>
-        <w:t>3.3 Install on the server</w:t>
-      </w:r>
-    </w:p>
-    <w:p>
-      <w:pPr>
-        <w:pStyle w:val="ListParagraph"/>
-        <w:numPr>
-          <w:ilvl w:val="0"/>
-          <w:numId w:val="133"/>
+        <w:t>3.2.3 Install on the server</w:t>
+      </w:r>
+    </w:p>
+    <w:p>
+      <w:pPr>
+        <w:pStyle w:val="ListParagraph"/>
+        <w:numPr>
+          <w:ilvl w:val="0"/>
+          <w:numId w:val="137"/>
         </w:numPr>
       </w:pPr>
       <w:r>
@@ -1822,7 +2378,7 @@
         <w:pStyle w:val="ListParagraph"/>
         <w:numPr>
           <w:ilvl w:val="0"/>
-          <w:numId w:val="133"/>
+          <w:numId w:val="137"/>
         </w:numPr>
       </w:pPr>
       <w:r>
@@ -1848,7 +2404,7 @@
         <w:pStyle w:val="ListParagraph"/>
         <w:numPr>
           <w:ilvl w:val="0"/>
-          <w:numId w:val="133"/>
+          <w:numId w:val="137"/>
         </w:numPr>
       </w:pPr>
       <w:r>
@@ -1883,7 +2439,7 @@
         <w:pStyle w:val="ListParagraph"/>
         <w:numPr>
           <w:ilvl w:val="0"/>
-          <w:numId w:val="133"/>
+          <w:numId w:val="137"/>
         </w:numPr>
       </w:pPr>
       <w:r>
@@ -1922,7 +2478,7 @@
         <w:pStyle w:val="ListParagraph"/>
         <w:numPr>
           <w:ilvl w:val="0"/>
-          <w:numId w:val="133"/>
+          <w:numId w:val="137"/>
         </w:numPr>
       </w:pPr>
       <w:r>
@@ -1935,7 +2491,7 @@
         <w:pStyle w:val="ListParagraph"/>
         <w:numPr>
           <w:ilvl w:val="0"/>
-          <w:numId w:val="133"/>
+          <w:numId w:val="137"/>
         </w:numPr>
       </w:pPr>
       <w:r>
@@ -2004,7 +2560,7 @@
         <w:pStyle w:val="Heading3"/>
       </w:pPr>
       <w:r>
-        <w:t>3.4 Deploy updates</w:t>
+        <w:t>3.2.4 Deploy updates</w:t>
       </w:r>
     </w:p>
     <w:p>
@@ -2049,7 +2605,7 @@
         <w:pStyle w:val="Heading3"/>
       </w:pPr>
       <w:r>
-        <w:t>3.5 Retire the Cloudflare set-up</w:t>
+        <w:t>3.2.5 Retire the Cloudflare set-up</w:t>
       </w:r>
     </w:p>
     <w:p>
@@ -2063,7 +2619,7 @@
         <w:pStyle w:val="Heading2"/>
       </w:pPr>
       <w:r>
-        <w:t>4. Connecting the study's REDCap project</w:t>
+        <w:t>4. Connecting the study's REDCap project (option 2a)</w:t>
       </w:r>
     </w:p>
     <w:p>
@@ -2085,7 +2641,7 @@
         <w:pStyle w:val="ListParagraph"/>
         <w:numPr>
           <w:ilvl w:val="0"/>
-          <w:numId w:val="134"/>
+          <w:numId w:val="138"/>
         </w:numPr>
       </w:pPr>
       <w:r>
@@ -2118,7 +2674,7 @@
         <w:pStyle w:val="ListParagraph"/>
         <w:numPr>
           <w:ilvl w:val="0"/>
-          <w:numId w:val="134"/>
+          <w:numId w:val="138"/>
         </w:numPr>
       </w:pPr>
       <w:r>
@@ -2131,7 +2687,7 @@
         <w:pStyle w:val="ListParagraph"/>
         <w:numPr>
           <w:ilvl w:val="0"/>
-          <w:numId w:val="134"/>
+          <w:numId w:val="138"/>
         </w:numPr>
       </w:pPr>
       <w:r>
@@ -2158,7 +2714,7 @@
         <w:pStyle w:val="ListParagraph"/>
         <w:numPr>
           <w:ilvl w:val="0"/>
-          <w:numId w:val="136"/>
+          <w:numId w:val="140"/>
         </w:numPr>
       </w:pPr>
       <w:r>
@@ -2212,7 +2768,7 @@
         <w:pStyle w:val="ListParagraph"/>
         <w:numPr>
           <w:ilvl w:val="0"/>
-          <w:numId w:val="136"/>
+          <w:numId w:val="140"/>
         </w:numPr>
       </w:pPr>
       <w:r>
@@ -2344,7 +2900,7 @@
         <w:pStyle w:val="ListParagraph"/>
         <w:numPr>
           <w:ilvl w:val="0"/>
-          <w:numId w:val="136"/>
+          <w:numId w:val="140"/>
         </w:numPr>
       </w:pPr>
       <w:r>
@@ -2363,7 +2919,7 @@
         <w:pStyle w:val="ListParagraph"/>
         <w:numPr>
           <w:ilvl w:val="0"/>
-          <w:numId w:val="136"/>
+          <w:numId w:val="140"/>
         </w:numPr>
       </w:pPr>
       <w:r>
@@ -2391,7 +2947,7 @@
         <w:pStyle w:val="ListParagraph"/>
         <w:numPr>
           <w:ilvl w:val="0"/>
-          <w:numId w:val="136"/>
+          <w:numId w:val="140"/>
         </w:numPr>
       </w:pPr>
       <w:r>
@@ -2419,7 +2975,7 @@
         <w:pStyle w:val="ListParagraph"/>
         <w:numPr>
           <w:ilvl w:val="0"/>
-          <w:numId w:val="136"/>
+          <w:numId w:val="140"/>
         </w:numPr>
       </w:pPr>
       <w:r>
@@ -2449,15 +3005,15 @@
     <w:p>
       <w:r>
         <w:rPr/>
-        <w:t xml:space="preserve">The server needs these secrets (Section 3.3):</w:t>
-      </w:r>
-    </w:p>
-    <w:p>
-      <w:pPr>
-        <w:pStyle w:val="ListParagraph"/>
-        <w:numPr>
-          <w:ilvl w:val="0"/>
-          <w:numId w:val="138"/>
+        <w:t xml:space="preserve">The server needs these secrets (Section 3.2.3):</w:t>
+      </w:r>
+    </w:p>
+    <w:p>
+      <w:pPr>
+        <w:pStyle w:val="ListParagraph"/>
+        <w:numPr>
+          <w:ilvl w:val="0"/>
+          <w:numId w:val="142"/>
         </w:numPr>
       </w:pPr>
       <w:r>
@@ -2479,7 +3035,7 @@
         <w:pStyle w:val="ListParagraph"/>
         <w:numPr>
           <w:ilvl w:val="0"/>
-          <w:numId w:val="138"/>
+          <w:numId w:val="142"/>
         </w:numPr>
       </w:pPr>
       <w:r>
@@ -2501,7 +3057,7 @@
         <w:pStyle w:val="ListParagraph"/>
         <w:numPr>
           <w:ilvl w:val="0"/>
-          <w:numId w:val="138"/>
+          <w:numId w:val="142"/>
         </w:numPr>
       </w:pPr>
       <w:r>
@@ -2523,7 +3079,7 @@
         <w:pStyle w:val="ListParagraph"/>
         <w:numPr>
           <w:ilvl w:val="0"/>
-          <w:numId w:val="138"/>
+          <w:numId w:val="142"/>
         </w:numPr>
       </w:pPr>
       <w:r>
@@ -2558,7 +3114,7 @@
         <w:pStyle w:val="ListParagraph"/>
         <w:numPr>
           <w:ilvl w:val="0"/>
-          <w:numId w:val="138"/>
+          <w:numId w:val="142"/>
         </w:numPr>
       </w:pPr>
       <w:r>
@@ -2580,7 +3136,7 @@
         <w:pStyle w:val="ListParagraph"/>
         <w:numPr>
           <w:ilvl w:val="0"/>
-          <w:numId w:val="138"/>
+          <w:numId w:val="142"/>
         </w:numPr>
       </w:pPr>
       <w:r>
@@ -2636,7 +3192,7 @@
         <w:pStyle w:val="ListParagraph"/>
         <w:numPr>
           <w:ilvl w:val="0"/>
-          <w:numId w:val="141"/>
+          <w:numId w:val="145"/>
         </w:numPr>
       </w:pPr>
       <w:r>
@@ -2662,7 +3218,7 @@
         <w:pStyle w:val="ListParagraph"/>
         <w:numPr>
           <w:ilvl w:val="0"/>
-          <w:numId w:val="141"/>
+          <w:numId w:val="145"/>
         </w:numPr>
       </w:pPr>
       <w:r>
@@ -2688,7 +3244,7 @@
         <w:pStyle w:val="ListParagraph"/>
         <w:numPr>
           <w:ilvl w:val="0"/>
-          <w:numId w:val="141"/>
+          <w:numId w:val="145"/>
         </w:numPr>
       </w:pPr>
       <w:r>
@@ -2701,7 +3257,7 @@
         <w:pStyle w:val="ListParagraph"/>
         <w:numPr>
           <w:ilvl w:val="0"/>
-          <w:numId w:val="141"/>
+          <w:numId w:val="145"/>
         </w:numPr>
       </w:pPr>
       <w:r>
@@ -2714,7 +3270,7 @@
         <w:pStyle w:val="ListParagraph"/>
         <w:numPr>
           <w:ilvl w:val="0"/>
-          <w:numId w:val="141"/>
+          <w:numId w:val="145"/>
         </w:numPr>
       </w:pPr>
       <w:r>
@@ -2723,30 +3279,9 @@
       </w:r>
     </w:p>
     <w:p>
-      <w:pPr>
-        <w:pStyle w:val="Heading3"/>
-      </w:pPr>
-      <w:r>
-        <w:t>4.4 Coordinator procedures</w:t>
-      </w:r>
-    </w:p>
-    <w:p>
-      <w:pPr>
-        <w:pStyle w:val="ListParagraph"/>
-        <w:numPr>
-          <w:ilvl w:val="0"/>
-          <w:numId w:val="142"/>
-        </w:numPr>
-      </w:pPr>
-      <w:r>
-        <w:rPr>
-          <w:b/>
-        </w:rPr>
-        <w:t xml:space="preserve">When a timepoint closes:</w:t>
-      </w:r>
-      <w:r>
-        <w:rPr/>
-        <w:t xml:space="preserve"> </w:t>
+      <w:r>
+        <w:rPr/>
+        <w:t xml:space="preserve">To let a participant redo a timepoint, clear that event's </w:t>
       </w:r>
       <w:r>
         <w:rPr>
@@ -2759,103 +3294,7 @@
       </w:r>
       <w:r>
         <w:rPr/>
-        <w:t xml:space="preserve"> is filled when the answers are submitted on reaching the Results page, not when the link is opened. A participant who opens a link and leaves without finishing can come back later</w:t>
-      </w:r>
-    </w:p>
-    <w:p>
-      <w:pPr>
-        <w:pStyle w:val="ListParagraph"/>
-        <w:numPr>
-          <w:ilvl w:val="0"/>
-          <w:numId w:val="142"/>
-        </w:numPr>
-      </w:pPr>
-      <w:r>
-        <w:rPr>
-          <w:b/>
-        </w:rPr>
-        <w:t xml:space="preserve">Let a participant redo the survey for a specific timepoint:</w:t>
-      </w:r>
-      <w:r>
-        <w:rPr/>
-        <w:t xml:space="preserve"> clear that event's </w:t>
-      </w:r>
-      <w:r>
-        <w:rPr>
-          <w:rFonts w:ascii="Consolas" w:hAnsi="Consolas" w:cs="Consolas"/>
-          <w:color w:val="333333"/>
-          <w:sz w:val="19"/>
-          <w:szCs w:val="19"/>
-        </w:rPr>
-        <w:t xml:space="preserve">timestamp</w:t>
-      </w:r>
-      <w:r>
-        <w:rPr/>
-        <w:t xml:space="preserve"> field (possible with data entry rights). The next submission replaces the earlier answers for that event</w:t>
-      </w:r>
-    </w:p>
-    <w:p>
-      <w:pPr>
-        <w:pStyle w:val="ListParagraph"/>
-        <w:numPr>
-          <w:ilvl w:val="0"/>
-          <w:numId w:val="142"/>
-        </w:numPr>
-      </w:pPr>
-      <w:r>
-        <w:rPr>
-          <w:b/>
-        </w:rPr>
-        <w:t xml:space="preserve">Close a timepoint without a submission:</w:t>
-      </w:r>
-      <w:r>
-        <w:rPr/>
-        <w:t xml:space="preserve"> enter a value in its </w:t>
-      </w:r>
-      <w:r>
-        <w:rPr>
-          <w:rFonts w:ascii="Consolas" w:hAnsi="Consolas" w:cs="Consolas"/>
-          <w:color w:val="333333"/>
-          <w:sz w:val="19"/>
-          <w:szCs w:val="19"/>
-        </w:rPr>
-        <w:t xml:space="preserve">timestamp</w:t>
-      </w:r>
-      <w:r>
-        <w:rPr/>
-        <w:t xml:space="preserve"> field</w:t>
-      </w:r>
-    </w:p>
-    <w:p>
-      <w:pPr>
-        <w:pStyle w:val="ListParagraph"/>
-        <w:numPr>
-          <w:ilvl w:val="0"/>
-          <w:numId w:val="142"/>
-        </w:numPr>
-      </w:pPr>
-      <w:r>
-        <w:rPr>
-          <w:b/>
-        </w:rPr>
-        <w:t xml:space="preserve">Drawings missing:</w:t>
-      </w:r>
-      <w:r>
-        <w:rPr/>
-        <w:t xml:space="preserve"> if a submission saved the answers but not all four drawings, the participant is asked to print or save the results page as a PDF and share it. With </w:t>
-      </w:r>
-      <w:r>
-        <w:rPr>
-          <w:rFonts w:ascii="Consolas" w:hAnsi="Consolas" w:cs="Consolas"/>
-          <w:color w:val="333333"/>
-          <w:sz w:val="19"/>
-          <w:szCs w:val="19"/>
-        </w:rPr>
-        <w:t xml:space="preserve">IMAGE_STATUS_FIELD</w:t>
-      </w:r>
-      <w:r>
-        <w:rPr/>
-        <w:t xml:space="preserve"> configured, a REDCap report on that field lists the affected records</w:t>
+        <w:t xml:space="preserve"> (time completed) field in REDCap; data entry rights are enough. The next submission replaces the earlier answers for that event.</w:t>
       </w:r>
     </w:p>
     <w:sectPr>
@@ -3914,6 +4353,18 @@
     </w:lvlOverride>
   </w:num>
   <w:num w:numId="143">
+    <w:abstractNumId w:val="901"/>
+    <w:lvlOverride w:ilvl="0">
+      <w:startOverride w:val="1"/>
+    </w:lvlOverride>
+  </w:num>
+  <w:num w:numId="144">
+    <w:abstractNumId w:val="900"/>
+    <w:lvlOverride w:ilvl="0">
+      <w:startOverride w:val="1"/>
+    </w:lvlOverride>
+  </w:num>
+  <w:num w:numId="145">
     <w:abstractNumId w:val="901"/>
     <w:lvlOverride w:ilvl="0">
       <w:startOverride w:val="1"/>

--- a/docs/CTS_GitHub_Server_Walkthrough.docx
+++ b/docs/CTS_GitHub_Server_Walkthrough.docx
@@ -1060,13 +1060,83 @@
         <w:pStyle w:val="Heading3"/>
       </w:pPr>
       <w:r>
-        <w:t>3.1.1 Prepare the option 1a version</w:t>
-      </w:r>
-    </w:p>
-    <w:p>
-      <w:r>
-        <w:rPr/>
-        <w:t xml:space="preserve">These changes are not built yet:</w:t>
+        <w:t>3.1.1 The option 1a version</w:t>
+      </w:r>
+    </w:p>
+    <w:p>
+      <w:r>
+        <w:rPr/>
+        <w:t xml:space="preserve">Option 1a is built on the </w:t>
+      </w:r>
+      <w:r>
+        <w:rPr>
+          <w:rFonts w:ascii="Consolas" w:hAnsi="Consolas" w:cs="Consolas"/>
+          <w:color w:val="333333"/>
+          <w:sz w:val="19"/>
+          <w:szCs w:val="19"/>
+        </w:rPr>
+        <w:t xml:space="preserve">in-person</w:t>
+      </w:r>
+      <w:r>
+        <w:rPr/>
+        <w:t xml:space="preserve"> branch (</w:t>
+      </w:r>
+      <w:hyperlink r:id="rId14" w:history="1">
+        <w:r>
+          <w:rPr>
+            <w:rStyle w:val="Hyperlink"/>
+          </w:rPr>
+          <w:t xml:space="preserve">pull request #2</w:t>
+        </w:r>
+      </w:hyperlink>
+      <w:r>
+        <w:rPr/>
+        <w:t xml:space="preserve"> into </w:t>
+      </w:r>
+      <w:r>
+        <w:rPr>
+          <w:rFonts w:ascii="Consolas" w:hAnsi="Consolas" w:cs="Consolas"/>
+          <w:color w:val="333333"/>
+          <w:sz w:val="19"/>
+          <w:szCs w:val="19"/>
+        </w:rPr>
+        <w:t xml:space="preserve">main</w:t>
+      </w:r>
+      <w:r>
+        <w:rPr/>
+        <w:t xml:space="preserve">); once it is merged, deploy </w:t>
+      </w:r>
+      <w:r>
+        <w:rPr>
+          <w:rFonts w:ascii="Consolas" w:hAnsi="Consolas" w:cs="Consolas"/>
+          <w:color w:val="333333"/>
+          <w:sz w:val="19"/>
+          <w:szCs w:val="19"/>
+        </w:rPr>
+        <w:t xml:space="preserve">main</w:t>
+      </w:r>
+      <w:r>
+        <w:rPr/>
+        <w:t xml:space="preserve">. That branch has no </w:t>
+      </w:r>
+      <w:r>
+        <w:rPr>
+          <w:rFonts w:ascii="Consolas" w:hAnsi="Consolas" w:cs="Consolas"/>
+          <w:color w:val="333333"/>
+          <w:sz w:val="19"/>
+          <w:szCs w:val="19"/>
+        </w:rPr>
+        <w:t xml:space="preserve">functions/</w:t>
+      </w:r>
+      <w:r>
+        <w:rPr/>
+        <w:t xml:space="preserve"> folder (Cloudflare Pages would deploy one automatically as server code), so only the static site is published and nothing is submitted.</w:t>
+      </w:r>
+    </w:p>
+    <w:p>
+      <w:r>
+        <w:rPr/>
+        <w:t xml:space="preserve">At the end of each session:</w:t>
       </w:r>
     </w:p>
     <w:p>
@@ -1078,53 +1148,28 @@
         </w:numPr>
       </w:pPr>
       <w:r>
+        <w:rPr/>
+        <w:t xml:space="preserve">On the Results page, enter the </w:t>
+      </w:r>
+      <w:r>
         <w:rPr>
           <w:b/>
         </w:rPr>
-        <w:t xml:space="preserve">Leave out the REDCap functions.</w:t>
-      </w:r>
-      <w:r>
-        <w:rPr/>
-        <w:t xml:space="preserve"> Cloudflare Pages deploys a </w:t>
-      </w:r>
-      <w:r>
-        <w:rPr>
-          <w:rFonts w:ascii="Consolas" w:hAnsi="Consolas" w:cs="Consolas"/>
-          <w:color w:val="333333"/>
-          <w:sz w:val="19"/>
-          <w:szCs w:val="19"/>
-        </w:rPr>
-        <w:t xml:space="preserve">functions/</w:t>
-      </w:r>
-      <w:r>
-        <w:rPr/>
-        <w:t xml:space="preserve"> folder automatically as server code. Deploy from a branch without it (for example a </w:t>
-      </w:r>
-      <w:r>
-        <w:rPr>
-          <w:rFonts w:ascii="Consolas" w:hAnsi="Consolas" w:cs="Consolas"/>
-          <w:color w:val="333333"/>
-          <w:sz w:val="19"/>
-          <w:szCs w:val="19"/>
-        </w:rPr>
-        <w:t xml:space="preserve">study-in-person</w:t>
-      </w:r>
-      <w:r>
-        <w:rPr/>
-        <w:t xml:space="preserve"> branch made from </w:t>
-      </w:r>
-      <w:r>
-        <w:rPr>
-          <w:rFonts w:ascii="Consolas" w:hAnsi="Consolas" w:cs="Consolas"/>
-          <w:color w:val="333333"/>
-          <w:sz w:val="19"/>
-          <w:szCs w:val="19"/>
-        </w:rPr>
-        <w:t xml:space="preserve">redcap</w:t>
-      </w:r>
-      <w:r>
-        <w:rPr/>
-        <w:t xml:space="preserve">), so only the static site is published</w:t>
+        <w:t xml:space="preserve">participant ID</w:t>
+      </w:r>
+      <w:r>
+        <w:rPr/>
+        <w:t xml:space="preserve"> and </w:t>
+      </w:r>
+      <w:r>
+        <w:rPr>
+          <w:b/>
+        </w:rPr>
+        <w:t xml:space="preserve">timepoint</w:t>
+      </w:r>
+      <w:r>
+        <w:rPr/>
+        <w:t xml:space="preserve"> in "Save the study record"</w:t>
       </w:r>
     </w:p>
     <w:p>
@@ -1136,14 +1181,31 @@
         </w:numPr>
       </w:pPr>
       <w:r>
+        <w:rPr/>
+        <w:t xml:space="preserve">Click </w:t>
+      </w:r>
+      <w:r>
         <w:rPr>
           <w:b/>
         </w:rPr>
-        <w:t xml:space="preserve">Make the results download available on the study device</w:t>
-      </w:r>
-      <w:r>
-        <w:rPr/>
-        <w:t xml:space="preserve">, and include the four hand drawings with the answers (for example one ZIP file). The CSV download is currently shown in the healthcare professional view only (PI decision), so revisit that for in-person use</w:t>
+        <w:t xml:space="preserve">Save study files (ZIP)</w:t>
+      </w:r>
+      <w:r>
+        <w:rPr/>
+        <w:t xml:space="preserve">. The ZIP, named </w:t>
+      </w:r>
+      <w:r>
+        <w:rPr>
+          <w:rFonts w:ascii="Consolas" w:hAnsi="Consolas" w:cs="Consolas"/>
+          <w:color w:val="333333"/>
+          <w:sz w:val="19"/>
+          <w:szCs w:val="19"/>
+        </w:rPr>
+        <w:t xml:space="preserve">CTS_&lt;ID&gt;_&lt;timepoint&gt;_&lt;date-time&gt;.zip</w:t>
+      </w:r>
+      <w:r>
+        <w:rPr/>
+        <w:t xml:space="preserve">, holds a one-row CSV in REDCap's import format (with REDCap's codes) and the four hand drawings, named after their REDCap file-upload fields</w:t>
       </w:r>
     </w:p>
     <w:p>
@@ -1155,33 +1217,37 @@
         </w:numPr>
       </w:pPr>
       <w:r>
+        <w:rPr/>
+        <w:t xml:space="preserve">Make sure the ZIP is on the encrypted study drive. Set the study device's browser to ask where to save, or to save straight to that drive</w:t>
+      </w:r>
+    </w:p>
+    <w:p>
+      <w:pPr>
+        <w:pStyle w:val="ListParagraph"/>
+        <w:numPr>
+          <w:ilvl w:val="0"/>
+          <w:numId w:val="121"/>
+        </w:numPr>
+      </w:pPr>
+      <w:r>
+        <w:rPr/>
+        <w:t xml:space="preserve">Click </w:t>
+      </w:r>
+      <w:r>
         <w:rPr>
           <w:b/>
         </w:rPr>
-        <w:t xml:space="preserve">Use REDCap's codes in the download</w:t>
-      </w:r>
-      <w:r>
-        <w:rPr/>
-        <w:t xml:space="preserve"> (Yes = 1, No = 0 and so on, as the server does), so the files can be imported into REDCap with the Data Import Tool</w:t>
-      </w:r>
-    </w:p>
-    <w:p>
-      <w:pPr>
-        <w:pStyle w:val="ListParagraph"/>
-        <w:numPr>
-          <w:ilvl w:val="0"/>
-          <w:numId w:val="121"/>
-        </w:numPr>
-      </w:pPr>
-      <w:r>
-        <w:rPr>
-          <w:b/>
-        </w:rPr>
-        <w:t xml:space="preserve">Agree a file-naming routine</w:t>
-      </w:r>
-      <w:r>
-        <w:rPr/>
-        <w:t xml:space="preserve"> that includes the participant ID and timepoint</w:t>
+        <w:t xml:space="preserve">Finish and start next participant</w:t>
+      </w:r>
+      <w:r>
+        <w:rPr/>
+        <w:t xml:space="preserve"> to clear the session</w:t>
+      </w:r>
+    </w:p>
+    <w:p>
+      <w:r>
+        <w:rPr/>
+        <w:t xml:space="preserve">Later, import the CSV with REDCap's Data Import Tool and upload each drawing to its file-upload field.</w:t>
       </w:r>
     </w:p>
     <w:p>
@@ -1197,7 +1263,7 @@
         <w:rPr/>
         <w:t xml:space="preserve">Go to </w:t>
       </w:r>
-      <w:hyperlink r:id="rId14" w:history="1">
+      <w:hyperlink r:id="rId15" w:history="1">
         <w:r>
           <w:rPr>
             <w:rStyle w:val="Hyperlink"/>
@@ -1272,58 +1338,6 @@
           <wp:inline>
             <wp:extent cx="5257800" cy="2686708"/>
             <wp:docPr id="2" name="Picture 2"/>
-            <wp:cNvGraphicFramePr>
-              <a:graphicFrameLocks noChangeAspect="1"/>
-            </wp:cNvGraphicFramePr>
-            <a:graphic>
-              <a:graphicData uri="http://schemas.openxmlformats.org/drawingml/2006/picture">
-                <pic:pic>
-                  <pic:nvPicPr>
-                    <pic:cNvPr id="0" name="image.png"/>
-                    <pic:cNvPicPr/>
-                  </pic:nvPicPr>
-                  <pic:blipFill>
-                    <a:blip r:embed="rId15"/>
-                    <a:stretch>
-                      <a:fillRect/>
-                    </a:stretch>
-                  </pic:blipFill>
-                  <pic:spPr>
-                    <a:xfrm>
-                      <a:off x="0" y="0"/>
-                      <a:ext cx="5257800" cy="2686708"/>
-                    </a:xfrm>
-                    <a:prstGeom prst="rect"/>
-                  </pic:spPr>
-                </pic:pic>
-              </a:graphicData>
-            </a:graphic>
-          </wp:inline>
-        </w:drawing>
-      </w:r>
-    </w:p>
-    <w:p>
-      <w:pPr>
-        <w:pStyle w:val="ListParagraph"/>
-        <w:numPr>
-          <w:ilvl w:val="0"/>
-          <w:numId w:val="123"/>
-        </w:numPr>
-      </w:pPr>
-      <w:r>
-        <w:rPr/>
-        <w:t xml:space="preserve">Proceed to "Import an existing Git repository"</w:t>
-      </w:r>
-    </w:p>
-    <w:p>
-      <w:pPr>
-        <w:ind w:left="720"/>
-      </w:pPr>
-      <w:r>
-        <w:drawing>
-          <wp:inline>
-            <wp:extent cx="5257800" cy="2523480"/>
-            <wp:docPr id="3" name="Picture 3"/>
             <wp:cNvGraphicFramePr>
               <a:graphicFrameLocks noChangeAspect="1"/>
             </wp:cNvGraphicFramePr>
@@ -1343,7 +1357,7 @@
                   <pic:spPr>
                     <a:xfrm>
                       <a:off x="0" y="0"/>
-                      <a:ext cx="5257800" cy="2523480"/>
+                      <a:ext cx="5257800" cy="2686708"/>
                     </a:xfrm>
                     <a:prstGeom prst="rect"/>
                   </pic:spPr>
@@ -1364,20 +1378,7 @@
       </w:pPr>
       <w:r>
         <w:rPr/>
-        <w:t xml:space="preserve">Click "+ Add account"; Cloudflare will ask for access to GitHub. Choose "Only select repositories" and grant access to the lab's </w:t>
-      </w:r>
-      <w:r>
-        <w:rPr>
-          <w:rFonts w:ascii="Consolas" w:hAnsi="Consolas" w:cs="Consolas"/>
-          <w:color w:val="333333"/>
-          <w:sz w:val="19"/>
-          <w:szCs w:val="19"/>
-        </w:rPr>
-        <w:t xml:space="preserve">CTS_survey_app</w:t>
-      </w:r>
-      <w:r>
-        <w:rPr/>
-        <w:t xml:space="preserve"> fork only</w:t>
+        <w:t xml:space="preserve">Proceed to "Import an existing Git repository"</w:t>
       </w:r>
     </w:p>
     <w:p>
@@ -1387,8 +1388,8 @@
       <w:r>
         <w:drawing>
           <wp:inline>
-            <wp:extent cx="5257800" cy="2084128"/>
-            <wp:docPr id="4" name="Picture 4"/>
+            <wp:extent cx="5257800" cy="2523480"/>
+            <wp:docPr id="3" name="Picture 3"/>
             <wp:cNvGraphicFramePr>
               <a:graphicFrameLocks noChangeAspect="1"/>
             </wp:cNvGraphicFramePr>
@@ -1408,6 +1409,71 @@
                   <pic:spPr>
                     <a:xfrm>
                       <a:off x="0" y="0"/>
+                      <a:ext cx="5257800" cy="2523480"/>
+                    </a:xfrm>
+                    <a:prstGeom prst="rect"/>
+                  </pic:spPr>
+                </pic:pic>
+              </a:graphicData>
+            </a:graphic>
+          </wp:inline>
+        </w:drawing>
+      </w:r>
+    </w:p>
+    <w:p>
+      <w:pPr>
+        <w:pStyle w:val="ListParagraph"/>
+        <w:numPr>
+          <w:ilvl w:val="0"/>
+          <w:numId w:val="123"/>
+        </w:numPr>
+      </w:pPr>
+      <w:r>
+        <w:rPr/>
+        <w:t xml:space="preserve">Click "+ Add account"; Cloudflare will ask for access to GitHub. Choose "Only select repositories" and grant access to the lab's </w:t>
+      </w:r>
+      <w:r>
+        <w:rPr>
+          <w:rFonts w:ascii="Consolas" w:hAnsi="Consolas" w:cs="Consolas"/>
+          <w:color w:val="333333"/>
+          <w:sz w:val="19"/>
+          <w:szCs w:val="19"/>
+        </w:rPr>
+        <w:t xml:space="preserve">CTS_survey_app</w:t>
+      </w:r>
+      <w:r>
+        <w:rPr/>
+        <w:t xml:space="preserve"> fork only</w:t>
+      </w:r>
+    </w:p>
+    <w:p>
+      <w:pPr>
+        <w:ind w:left="720"/>
+      </w:pPr>
+      <w:r>
+        <w:drawing>
+          <wp:inline>
+            <wp:extent cx="5257800" cy="2084128"/>
+            <wp:docPr id="4" name="Picture 4"/>
+            <wp:cNvGraphicFramePr>
+              <a:graphicFrameLocks noChangeAspect="1"/>
+            </wp:cNvGraphicFramePr>
+            <a:graphic>
+              <a:graphicData uri="http://schemas.openxmlformats.org/drawingml/2006/picture">
+                <pic:pic>
+                  <pic:nvPicPr>
+                    <pic:cNvPr id="0" name="image.png"/>
+                    <pic:cNvPicPr/>
+                  </pic:nvPicPr>
+                  <pic:blipFill>
+                    <a:blip r:embed="rId18"/>
+                    <a:stretch>
+                      <a:fillRect/>
+                    </a:stretch>
+                  </pic:blipFill>
+                  <pic:spPr>
+                    <a:xfrm>
+                      <a:off x="0" y="0"/>
                       <a:ext cx="5257800" cy="2084128"/>
                     </a:xfrm>
                     <a:prstGeom prst="rect"/>
@@ -1468,7 +1534,33 @@
       </w:pPr>
       <w:r>
         <w:rPr/>
-        <w:t xml:space="preserve">Production branch: the option 1a branch (Section 3.1.1)</w:t>
+        <w:t xml:space="preserve">Production branch: </w:t>
+      </w:r>
+      <w:r>
+        <w:rPr>
+          <w:rFonts w:ascii="Consolas" w:hAnsi="Consolas" w:cs="Consolas"/>
+          <w:color w:val="333333"/>
+          <w:sz w:val="19"/>
+          <w:szCs w:val="19"/>
+        </w:rPr>
+        <w:t xml:space="preserve">main</w:t>
+      </w:r>
+      <w:r>
+        <w:rPr/>
+        <w:t xml:space="preserve"> (or </w:t>
+      </w:r>
+      <w:r>
+        <w:rPr>
+          <w:rFonts w:ascii="Consolas" w:hAnsi="Consolas" w:cs="Consolas"/>
+          <w:color w:val="333333"/>
+          <w:sz w:val="19"/>
+          <w:szCs w:val="19"/>
+        </w:rPr>
+        <w:t xml:space="preserve">in-person</w:t>
+      </w:r>
+      <w:r>
+        <w:rPr/>
+        <w:t xml:space="preserve"> until pull request #2 is merged)</w:t>
       </w:r>
     </w:p>
     <w:p>
@@ -1627,7 +1719,7 @@
         <w:rPr/>
         <w:t xml:space="preserve">WTS lists these rates on its </w:t>
       </w:r>
-      <w:hyperlink r:id="rId18" w:history="1">
+      <w:hyperlink r:id="rId19" w:history="1">
         <w:r>
           <w:rPr>
             <w:rStyle w:val="Hyperlink"/>
@@ -1693,7 +1785,7 @@
         <w:rPr/>
         <w:t xml:space="preserve">. The page does not state the billing period; WTS's </w:t>
       </w:r>
-      <w:hyperlink r:id="rId19" w:history="1">
+      <w:hyperlink r:id="rId20" w:history="1">
         <w:r>
           <w:rPr>
             <w:rStyle w:val="Hyperlink"/>

--- a/docs/CTS_GitHub_Server_Walkthrough.docx
+++ b/docs/CTS_GitHub_Server_Walkthrough.docx
@@ -1075,195 +1075,170 @@
           <w:sz w:val="19"/>
           <w:szCs w:val="19"/>
         </w:rPr>
-        <w:t xml:space="preserve">in-person</w:t>
-      </w:r>
-      <w:r>
-        <w:rPr/>
-        <w:t xml:space="preserve"> branch (</w:t>
+        <w:t xml:space="preserve">main</w:t>
+      </w:r>
+      <w:r>
+        <w:rPr/>
+        <w:t xml:space="preserve"> branch, so deploy </w:t>
+      </w:r>
+      <w:r>
+        <w:rPr>
+          <w:rFonts w:ascii="Consolas" w:hAnsi="Consolas" w:cs="Consolas"/>
+          <w:color w:val="333333"/>
+          <w:sz w:val="19"/>
+          <w:szCs w:val="19"/>
+        </w:rPr>
+        <w:t xml:space="preserve">main</w:t>
+      </w:r>
+      <w:r>
+        <w:rPr/>
+        <w:t xml:space="preserve">. It has no </w:t>
+      </w:r>
+      <w:r>
+        <w:rPr>
+          <w:rFonts w:ascii="Consolas" w:hAnsi="Consolas" w:cs="Consolas"/>
+          <w:color w:val="333333"/>
+          <w:sz w:val="19"/>
+          <w:szCs w:val="19"/>
+        </w:rPr>
+        <w:t xml:space="preserve">functions/</w:t>
+      </w:r>
+      <w:r>
+        <w:rPr/>
+        <w:t xml:space="preserve"> folder (Cloudflare Pages would deploy one automatically as server code), so only the static site is published and nothing is submitted.</w:t>
+      </w:r>
+    </w:p>
+    <w:p>
+      <w:r>
+        <w:rPr/>
+        <w:t xml:space="preserve">At the end of each session:</w:t>
+      </w:r>
+    </w:p>
+    <w:p>
+      <w:pPr>
+        <w:pStyle w:val="ListParagraph"/>
+        <w:numPr>
+          <w:ilvl w:val="0"/>
+          <w:numId w:val="121"/>
+        </w:numPr>
+      </w:pPr>
+      <w:r>
+        <w:rPr/>
+        <w:t xml:space="preserve">On the Results page, enter the </w:t>
+      </w:r>
+      <w:r>
+        <w:rPr>
+          <w:b/>
+        </w:rPr>
+        <w:t xml:space="preserve">participant ID</w:t>
+      </w:r>
+      <w:r>
+        <w:rPr/>
+        <w:t xml:space="preserve"> and </w:t>
+      </w:r>
+      <w:r>
+        <w:rPr>
+          <w:b/>
+        </w:rPr>
+        <w:t xml:space="preserve">timepoint</w:t>
+      </w:r>
+      <w:r>
+        <w:rPr/>
+        <w:t xml:space="preserve"> in "Save the study record"</w:t>
+      </w:r>
+    </w:p>
+    <w:p>
+      <w:pPr>
+        <w:pStyle w:val="ListParagraph"/>
+        <w:numPr>
+          <w:ilvl w:val="0"/>
+          <w:numId w:val="121"/>
+        </w:numPr>
+      </w:pPr>
+      <w:r>
+        <w:rPr/>
+        <w:t xml:space="preserve">Click </w:t>
+      </w:r>
+      <w:r>
+        <w:rPr>
+          <w:b/>
+        </w:rPr>
+        <w:t xml:space="preserve">Save study files (ZIP)</w:t>
+      </w:r>
+      <w:r>
+        <w:rPr/>
+        <w:t xml:space="preserve">. The ZIP, named </w:t>
+      </w:r>
+      <w:r>
+        <w:rPr>
+          <w:rFonts w:ascii="Consolas" w:hAnsi="Consolas" w:cs="Consolas"/>
+          <w:color w:val="333333"/>
+          <w:sz w:val="19"/>
+          <w:szCs w:val="19"/>
+        </w:rPr>
+        <w:t xml:space="preserve">CTS_&lt;ID&gt;_&lt;timepoint&gt;_&lt;date-time&gt;.zip</w:t>
+      </w:r>
+      <w:r>
+        <w:rPr/>
+        <w:t xml:space="preserve">, holds a one-row CSV in REDCap's import format (with REDCap's codes) and the four hand drawings, named after their REDCap file-upload fields</w:t>
+      </w:r>
+    </w:p>
+    <w:p>
+      <w:pPr>
+        <w:pStyle w:val="ListParagraph"/>
+        <w:numPr>
+          <w:ilvl w:val="0"/>
+          <w:numId w:val="121"/>
+        </w:numPr>
+      </w:pPr>
+      <w:r>
+        <w:rPr/>
+        <w:t xml:space="preserve">Make sure the ZIP is on the encrypted study drive. Set the study device's browser to ask where to save, or to save straight to that drive</w:t>
+      </w:r>
+    </w:p>
+    <w:p>
+      <w:pPr>
+        <w:pStyle w:val="ListParagraph"/>
+        <w:numPr>
+          <w:ilvl w:val="0"/>
+          <w:numId w:val="121"/>
+        </w:numPr>
+      </w:pPr>
+      <w:r>
+        <w:rPr/>
+        <w:t xml:space="preserve">Click </w:t>
+      </w:r>
+      <w:r>
+        <w:rPr>
+          <w:b/>
+        </w:rPr>
+        <w:t xml:space="preserve">Finish and start next participant</w:t>
+      </w:r>
+      <w:r>
+        <w:rPr/>
+        <w:t xml:space="preserve"> to clear the session</w:t>
+      </w:r>
+    </w:p>
+    <w:p>
+      <w:r>
+        <w:rPr/>
+        <w:t xml:space="preserve">Later, import the CSV with REDCap's Data Import Tool and upload each drawing to its file-upload field.</w:t>
+      </w:r>
+    </w:p>
+    <w:p>
+      <w:pPr>
+        <w:pStyle w:val="Heading3"/>
+      </w:pPr>
+      <w:r>
+        <w:t>3.1.2 Create a Cloudflare account</w:t>
+      </w:r>
+    </w:p>
+    <w:p>
+      <w:r>
+        <w:rPr/>
+        <w:t xml:space="preserve">Go to </w:t>
       </w:r>
       <w:hyperlink r:id="rId14" w:history="1">
-        <w:r>
-          <w:rPr>
-            <w:rStyle w:val="Hyperlink"/>
-          </w:rPr>
-          <w:t xml:space="preserve">pull request #2</w:t>
-        </w:r>
-      </w:hyperlink>
-      <w:r>
-        <w:rPr/>
-        <w:t xml:space="preserve"> into </w:t>
-      </w:r>
-      <w:r>
-        <w:rPr>
-          <w:rFonts w:ascii="Consolas" w:hAnsi="Consolas" w:cs="Consolas"/>
-          <w:color w:val="333333"/>
-          <w:sz w:val="19"/>
-          <w:szCs w:val="19"/>
-        </w:rPr>
-        <w:t xml:space="preserve">main</w:t>
-      </w:r>
-      <w:r>
-        <w:rPr/>
-        <w:t xml:space="preserve">); once it is merged, deploy </w:t>
-      </w:r>
-      <w:r>
-        <w:rPr>
-          <w:rFonts w:ascii="Consolas" w:hAnsi="Consolas" w:cs="Consolas"/>
-          <w:color w:val="333333"/>
-          <w:sz w:val="19"/>
-          <w:szCs w:val="19"/>
-        </w:rPr>
-        <w:t xml:space="preserve">main</w:t>
-      </w:r>
-      <w:r>
-        <w:rPr/>
-        <w:t xml:space="preserve">. That branch has no </w:t>
-      </w:r>
-      <w:r>
-        <w:rPr>
-          <w:rFonts w:ascii="Consolas" w:hAnsi="Consolas" w:cs="Consolas"/>
-          <w:color w:val="333333"/>
-          <w:sz w:val="19"/>
-          <w:szCs w:val="19"/>
-        </w:rPr>
-        <w:t xml:space="preserve">functions/</w:t>
-      </w:r>
-      <w:r>
-        <w:rPr/>
-        <w:t xml:space="preserve"> folder (Cloudflare Pages would deploy one automatically as server code), so only the static site is published and nothing is submitted.</w:t>
-      </w:r>
-    </w:p>
-    <w:p>
-      <w:r>
-        <w:rPr/>
-        <w:t xml:space="preserve">At the end of each session:</w:t>
-      </w:r>
-    </w:p>
-    <w:p>
-      <w:pPr>
-        <w:pStyle w:val="ListParagraph"/>
-        <w:numPr>
-          <w:ilvl w:val="0"/>
-          <w:numId w:val="121"/>
-        </w:numPr>
-      </w:pPr>
-      <w:r>
-        <w:rPr/>
-        <w:t xml:space="preserve">On the Results page, enter the </w:t>
-      </w:r>
-      <w:r>
-        <w:rPr>
-          <w:b/>
-        </w:rPr>
-        <w:t xml:space="preserve">participant ID</w:t>
-      </w:r>
-      <w:r>
-        <w:rPr/>
-        <w:t xml:space="preserve"> and </w:t>
-      </w:r>
-      <w:r>
-        <w:rPr>
-          <w:b/>
-        </w:rPr>
-        <w:t xml:space="preserve">timepoint</w:t>
-      </w:r>
-      <w:r>
-        <w:rPr/>
-        <w:t xml:space="preserve"> in "Save the study record"</w:t>
-      </w:r>
-    </w:p>
-    <w:p>
-      <w:pPr>
-        <w:pStyle w:val="ListParagraph"/>
-        <w:numPr>
-          <w:ilvl w:val="0"/>
-          <w:numId w:val="121"/>
-        </w:numPr>
-      </w:pPr>
-      <w:r>
-        <w:rPr/>
-        <w:t xml:space="preserve">Click </w:t>
-      </w:r>
-      <w:r>
-        <w:rPr>
-          <w:b/>
-        </w:rPr>
-        <w:t xml:space="preserve">Save study files (ZIP)</w:t>
-      </w:r>
-      <w:r>
-        <w:rPr/>
-        <w:t xml:space="preserve">. The ZIP, named </w:t>
-      </w:r>
-      <w:r>
-        <w:rPr>
-          <w:rFonts w:ascii="Consolas" w:hAnsi="Consolas" w:cs="Consolas"/>
-          <w:color w:val="333333"/>
-          <w:sz w:val="19"/>
-          <w:szCs w:val="19"/>
-        </w:rPr>
-        <w:t xml:space="preserve">CTS_&lt;ID&gt;_&lt;timepoint&gt;_&lt;date-time&gt;.zip</w:t>
-      </w:r>
-      <w:r>
-        <w:rPr/>
-        <w:t xml:space="preserve">, holds a one-row CSV in REDCap's import format (with REDCap's codes) and the four hand drawings, named after their REDCap file-upload fields</w:t>
-      </w:r>
-    </w:p>
-    <w:p>
-      <w:pPr>
-        <w:pStyle w:val="ListParagraph"/>
-        <w:numPr>
-          <w:ilvl w:val="0"/>
-          <w:numId w:val="121"/>
-        </w:numPr>
-      </w:pPr>
-      <w:r>
-        <w:rPr/>
-        <w:t xml:space="preserve">Make sure the ZIP is on the encrypted study drive. Set the study device's browser to ask where to save, or to save straight to that drive</w:t>
-      </w:r>
-    </w:p>
-    <w:p>
-      <w:pPr>
-        <w:pStyle w:val="ListParagraph"/>
-        <w:numPr>
-          <w:ilvl w:val="0"/>
-          <w:numId w:val="121"/>
-        </w:numPr>
-      </w:pPr>
-      <w:r>
-        <w:rPr/>
-        <w:t xml:space="preserve">Click </w:t>
-      </w:r>
-      <w:r>
-        <w:rPr>
-          <w:b/>
-        </w:rPr>
-        <w:t xml:space="preserve">Finish and start next participant</w:t>
-      </w:r>
-      <w:r>
-        <w:rPr/>
-        <w:t xml:space="preserve"> to clear the session</w:t>
-      </w:r>
-    </w:p>
-    <w:p>
-      <w:r>
-        <w:rPr/>
-        <w:t xml:space="preserve">Later, import the CSV with REDCap's Data Import Tool and upload each drawing to its file-upload field.</w:t>
-      </w:r>
-    </w:p>
-    <w:p>
-      <w:pPr>
-        <w:pStyle w:val="Heading3"/>
-      </w:pPr>
-      <w:r>
-        <w:t>3.1.2 Create a Cloudflare account</w:t>
-      </w:r>
-    </w:p>
-    <w:p>
-      <w:r>
-        <w:rPr/>
-        <w:t xml:space="preserve">Go to </w:t>
-      </w:r>
-      <w:hyperlink r:id="rId15" w:history="1">
         <w:r>
           <w:rPr>
             <w:rStyle w:val="Hyperlink"/>
@@ -1338,6 +1313,58 @@
           <wp:inline>
             <wp:extent cx="5257800" cy="2686708"/>
             <wp:docPr id="2" name="Picture 2"/>
+            <wp:cNvGraphicFramePr>
+              <a:graphicFrameLocks noChangeAspect="1"/>
+            </wp:cNvGraphicFramePr>
+            <a:graphic>
+              <a:graphicData uri="http://schemas.openxmlformats.org/drawingml/2006/picture">
+                <pic:pic>
+                  <pic:nvPicPr>
+                    <pic:cNvPr id="0" name="image.png"/>
+                    <pic:cNvPicPr/>
+                  </pic:nvPicPr>
+                  <pic:blipFill>
+                    <a:blip r:embed="rId15"/>
+                    <a:stretch>
+                      <a:fillRect/>
+                    </a:stretch>
+                  </pic:blipFill>
+                  <pic:spPr>
+                    <a:xfrm>
+                      <a:off x="0" y="0"/>
+                      <a:ext cx="5257800" cy="2686708"/>
+                    </a:xfrm>
+                    <a:prstGeom prst="rect"/>
+                  </pic:spPr>
+                </pic:pic>
+              </a:graphicData>
+            </a:graphic>
+          </wp:inline>
+        </w:drawing>
+      </w:r>
+    </w:p>
+    <w:p>
+      <w:pPr>
+        <w:pStyle w:val="ListParagraph"/>
+        <w:numPr>
+          <w:ilvl w:val="0"/>
+          <w:numId w:val="123"/>
+        </w:numPr>
+      </w:pPr>
+      <w:r>
+        <w:rPr/>
+        <w:t xml:space="preserve">Proceed to "Import an existing Git repository"</w:t>
+      </w:r>
+    </w:p>
+    <w:p>
+      <w:pPr>
+        <w:ind w:left="720"/>
+      </w:pPr>
+      <w:r>
+        <w:drawing>
+          <wp:inline>
+            <wp:extent cx="5257800" cy="2523480"/>
+            <wp:docPr id="3" name="Picture 3"/>
             <wp:cNvGraphicFramePr>
               <a:graphicFrameLocks noChangeAspect="1"/>
             </wp:cNvGraphicFramePr>
@@ -1357,7 +1384,7 @@
                   <pic:spPr>
                     <a:xfrm>
                       <a:off x="0" y="0"/>
-                      <a:ext cx="5257800" cy="2686708"/>
+                      <a:ext cx="5257800" cy="2523480"/>
                     </a:xfrm>
                     <a:prstGeom prst="rect"/>
                   </pic:spPr>
@@ -1378,7 +1405,20 @@
       </w:pPr>
       <w:r>
         <w:rPr/>
-        <w:t xml:space="preserve">Proceed to "Import an existing Git repository"</w:t>
+        <w:t xml:space="preserve">Click "+ Add account"; Cloudflare will ask for access to GitHub. Choose "Only select repositories" and grant access to the lab's </w:t>
+      </w:r>
+      <w:r>
+        <w:rPr>
+          <w:rFonts w:ascii="Consolas" w:hAnsi="Consolas" w:cs="Consolas"/>
+          <w:color w:val="333333"/>
+          <w:sz w:val="19"/>
+          <w:szCs w:val="19"/>
+        </w:rPr>
+        <w:t xml:space="preserve">CTS_survey_app</w:t>
+      </w:r>
+      <w:r>
+        <w:rPr/>
+        <w:t xml:space="preserve"> fork only</w:t>
       </w:r>
     </w:p>
     <w:p>
@@ -1388,8 +1428,8 @@
       <w:r>
         <w:drawing>
           <wp:inline>
-            <wp:extent cx="5257800" cy="2523480"/>
-            <wp:docPr id="3" name="Picture 3"/>
+            <wp:extent cx="5257800" cy="2084128"/>
+            <wp:docPr id="4" name="Picture 4"/>
             <wp:cNvGraphicFramePr>
               <a:graphicFrameLocks noChangeAspect="1"/>
             </wp:cNvGraphicFramePr>
@@ -1409,71 +1449,6 @@
                   <pic:spPr>
                     <a:xfrm>
                       <a:off x="0" y="0"/>
-                      <a:ext cx="5257800" cy="2523480"/>
-                    </a:xfrm>
-                    <a:prstGeom prst="rect"/>
-                  </pic:spPr>
-                </pic:pic>
-              </a:graphicData>
-            </a:graphic>
-          </wp:inline>
-        </w:drawing>
-      </w:r>
-    </w:p>
-    <w:p>
-      <w:pPr>
-        <w:pStyle w:val="ListParagraph"/>
-        <w:numPr>
-          <w:ilvl w:val="0"/>
-          <w:numId w:val="123"/>
-        </w:numPr>
-      </w:pPr>
-      <w:r>
-        <w:rPr/>
-        <w:t xml:space="preserve">Click "+ Add account"; Cloudflare will ask for access to GitHub. Choose "Only select repositories" and grant access to the lab's </w:t>
-      </w:r>
-      <w:r>
-        <w:rPr>
-          <w:rFonts w:ascii="Consolas" w:hAnsi="Consolas" w:cs="Consolas"/>
-          <w:color w:val="333333"/>
-          <w:sz w:val="19"/>
-          <w:szCs w:val="19"/>
-        </w:rPr>
-        <w:t xml:space="preserve">CTS_survey_app</w:t>
-      </w:r>
-      <w:r>
-        <w:rPr/>
-        <w:t xml:space="preserve"> fork only</w:t>
-      </w:r>
-    </w:p>
-    <w:p>
-      <w:pPr>
-        <w:ind w:left="720"/>
-      </w:pPr>
-      <w:r>
-        <w:drawing>
-          <wp:inline>
-            <wp:extent cx="5257800" cy="2084128"/>
-            <wp:docPr id="4" name="Picture 4"/>
-            <wp:cNvGraphicFramePr>
-              <a:graphicFrameLocks noChangeAspect="1"/>
-            </wp:cNvGraphicFramePr>
-            <a:graphic>
-              <a:graphicData uri="http://schemas.openxmlformats.org/drawingml/2006/picture">
-                <pic:pic>
-                  <pic:nvPicPr>
-                    <pic:cNvPr id="0" name="image.png"/>
-                    <pic:cNvPicPr/>
-                  </pic:nvPicPr>
-                  <pic:blipFill>
-                    <a:blip r:embed="rId18"/>
-                    <a:stretch>
-                      <a:fillRect/>
-                    </a:stretch>
-                  </pic:blipFill>
-                  <pic:spPr>
-                    <a:xfrm>
-                      <a:off x="0" y="0"/>
                       <a:ext cx="5257800" cy="2084128"/>
                     </a:xfrm>
                     <a:prstGeom prst="rect"/>
@@ -1545,23 +1520,6 @@
         </w:rPr>
         <w:t xml:space="preserve">main</w:t>
       </w:r>
-      <w:r>
-        <w:rPr/>
-        <w:t xml:space="preserve"> (or </w:t>
-      </w:r>
-      <w:r>
-        <w:rPr>
-          <w:rFonts w:ascii="Consolas" w:hAnsi="Consolas" w:cs="Consolas"/>
-          <w:color w:val="333333"/>
-          <w:sz w:val="19"/>
-          <w:szCs w:val="19"/>
-        </w:rPr>
-        <w:t xml:space="preserve">in-person</w:t>
-      </w:r>
-      <w:r>
-        <w:rPr/>
-        <w:t xml:space="preserve"> until pull request #2 is merged)</w:t>
-      </w:r>
     </w:p>
     <w:p>
       <w:pPr>
@@ -1719,7 +1677,7 @@
         <w:rPr/>
         <w:t xml:space="preserve">WTS lists these rates on its </w:t>
       </w:r>
-      <w:hyperlink r:id="rId19" w:history="1">
+      <w:hyperlink r:id="rId18" w:history="1">
         <w:r>
           <w:rPr>
             <w:rStyle w:val="Hyperlink"/>
@@ -1785,7 +1743,7 @@
         <w:rPr/>
         <w:t xml:space="preserve">. The page does not state the billing period; WTS's </w:t>
       </w:r>
-      <w:hyperlink r:id="rId20" w:history="1">
+      <w:hyperlink r:id="rId19" w:history="1">
         <w:r>
           <w:rPr>
             <w:rStyle w:val="Hyperlink"/>

--- a/docs/CTS_GitHub_Server_Walkthrough.docx
+++ b/docs/CTS_GitHub_Server_Walkthrough.docx
@@ -712,16 +712,15 @@
       </w:r>
     </w:p>
     <w:p>
-      <w:pPr>
-        <w:pStyle w:val="ListParagraph"/>
-        <w:numPr>
-          <w:ilvl w:val="0"/>
-          <w:numId w:val="115"/>
-        </w:numPr>
-      </w:pPr>
-      <w:r>
-        <w:rPr/>
-        <w:t xml:space="preserve">Study mode (</w:t>
+      <w:r>
+        <w:rPr>
+          <w:b/>
+        </w:rPr>
+        <w:t xml:space="preserve">Note:</w:t>
+      </w:r>
+      <w:r>
+        <w:rPr/>
+        <w:t xml:space="preserve"> study mode (</w:t>
       </w:r>
       <w:r>
         <w:rPr>
@@ -734,7 +733,7 @@
       </w:r>
       <w:r>
         <w:rPr/>
-        <w:t xml:space="preserve"> links) needs the REDCap server functions and their secrets, so it is tested on the server (Section 4.3), not locally</w:t>
+        <w:t xml:space="preserve"> links) needs the REDCap server functions and their secrets, so it is tested on the server (Section 4.3), not locally.</w:t>
       </w:r>
     </w:p>
     <w:p>
@@ -1052,7 +1051,7 @@
       </w:r>
       <w:r>
         <w:rPr/>
-        <w:t xml:space="preserve"> link). The app then runs in standalone mode: answers, scores and drawings stay in the browser until they are saved to an encrypted study drive, so no study data reaches Cloudflare. Cloudflare only serves the site's files, and sees the ordinary details of those requests (such as IP address and browser type); mention this in the REB application.</w:t>
+        <w:t xml:space="preserve"> link). The app then runs in standalone mode: answers, scores and drawings stay in the browser until they are saved to an encrypted study drive, so no study data reaches Cloudflare. Cloudflare only serves the site's files, and sees the ordinary details of those requests (such as IP address and browser type).</w:t>
       </w:r>
     </w:p>
     <w:p>
@@ -1702,30 +1701,11 @@
         <w:rPr>
           <w:b/>
         </w:rPr>
-        <w:t xml:space="preserve">Internal (Western), shared:</w:t>
+        <w:t xml:space="preserve">Internal (Western), shared server:</w:t>
       </w:r>
       <w:r>
         <w:rPr/>
         <w:t xml:space="preserve"> $40 base VM, $3 per CPU core, $4 per GB of RAM, $0.10 per GB of storage</w:t>
-      </w:r>
-    </w:p>
-    <w:p>
-      <w:pPr>
-        <w:pStyle w:val="ListParagraph"/>
-        <w:numPr>
-          <w:ilvl w:val="0"/>
-          <w:numId w:val="124"/>
-        </w:numPr>
-      </w:pPr>
-      <w:r>
-        <w:rPr>
-          <w:b/>
-        </w:rPr>
-        <w:t xml:space="preserve">Internal, dedicated:</w:t>
-      </w:r>
-      <w:r>
-        <w:rPr/>
-        <w:t xml:space="preserve"> $40 base VM, $24 per CPU core, with the same RAM and storage rates</w:t>
       </w:r>
     </w:p>
     <w:p>
@@ -1929,6 +1909,18 @@
     </w:p>
     <w:p>
       <w:r>
+        <w:rPr>
+          <w:b/>
+        </w:rPr>
+        <w:t xml:space="preserve">To lower the cost:</w:t>
+      </w:r>
+      <w:r>
+        <w:rPr/>
+        <w:t xml:space="preserve"> RAM can drop to 2 GB (saving $8, for $56 in total) if each update is built on the maintainer's computer and only the finished files are copied to the server, instead of installing and building on the server (Section 3.2.4). Storage can drop to 10 GB, saving about $1.</w:t>
+      </w:r>
+    </w:p>
+    <w:p>
+      <w:r>
         <w:rPr/>
         <w:t xml:space="preserve">According to WTS, the price includes operating system licensing, backup of the operating system and data files, and the initial operating system setup. Note that:</w:t>
       </w:r>
@@ -2003,7 +1995,7 @@
       </w:r>
       <w:r>
         <w:rPr/>
-        <w:t xml:space="preserve"> (linked from the catalogue page), and include these points:</w:t>
+        <w:t xml:space="preserve"> (linked from the catalogue page). WTS will advise on how their servers are usually set up; the request should at least cover:</w:t>
       </w:r>
     </w:p>
     <w:p>
@@ -2018,11 +2010,11 @@
         <w:rPr>
           <w:b/>
         </w:rPr>
-        <w:t xml:space="preserve">A Linux VM</w:t>
-      </w:r>
-      <w:r>
-        <w:rPr/>
-        <w:t xml:space="preserve"> (for example Ubuntu LTS) where Node.js 20 can be installed; the application and its REDCap functions run on Node.js</w:t>
+        <w:t xml:space="preserve">What the server is for:</w:t>
+      </w:r>
+      <w:r>
+        <w:rPr/>
+        <w:t xml:space="preserve"> a web survey that participants open from an emailed link on their own devices, and that sends their answers to the study's REDCap project</w:t>
       </w:r>
     </w:p>
     <w:p>
@@ -2037,11 +2029,30 @@
         <w:rPr>
           <w:b/>
         </w:rPr>
-        <w:t xml:space="preserve">A hostname</w:t>
-      </w:r>
-      <w:r>
-        <w:rPr/>
-        <w:t xml:space="preserve"> (for example </w:t>
+        <w:t xml:space="preserve">Software:</w:t>
+      </w:r>
+      <w:r>
+        <w:rPr/>
+        <w:t xml:space="preserve"> a Linux server that can run Node.js 20, the software the survey app runs on</w:t>
+      </w:r>
+    </w:p>
+    <w:p>
+      <w:pPr>
+        <w:pStyle w:val="ListParagraph"/>
+        <w:numPr>
+          <w:ilvl w:val="0"/>
+          <w:numId w:val="132"/>
+        </w:numPr>
+      </w:pPr>
+      <w:r>
+        <w:rPr>
+          <w:b/>
+        </w:rPr>
+        <w:t xml:space="preserve">A secure web address</w:t>
+      </w:r>
+      <w:r>
+        <w:rPr/>
+        <w:t xml:space="preserve"> for the survey (for example </w:t>
       </w:r>
       <w:r>
         <w:rPr>
@@ -2054,17 +2065,26 @@
       </w:r>
       <w:r>
         <w:rPr/>
-        <w:t xml:space="preserve">) </w:t>
-      </w:r>
+        <w:t xml:space="preserve">), reachable from the internet</w:t>
+      </w:r>
+    </w:p>
+    <w:p>
+      <w:pPr>
+        <w:pStyle w:val="ListParagraph"/>
+        <w:numPr>
+          <w:ilvl w:val="0"/>
+          <w:numId w:val="132"/>
+        </w:numPr>
+      </w:pPr>
       <w:r>
         <w:rPr>
           <w:b/>
         </w:rPr>
-        <w:t xml:space="preserve">and a TLS certificate</w:t>
-      </w:r>
-      <w:r>
-        <w:rPr/>
-        <w:t xml:space="preserve">, so participants get an HTTPS address in their invitation links</w:t>
+        <w:t xml:space="preserve">Data residency:</w:t>
+      </w:r>
+      <w:r>
+        <w:rPr/>
+        <w:t xml:space="preserve"> confirmation that the server and its backups stay in Canada, for the REB</w:t>
       </w:r>
     </w:p>
     <w:p>
@@ -2079,100 +2099,23 @@
         <w:rPr>
           <w:b/>
         </w:rPr>
-        <w:t xml:space="preserve">Inbound HTTPS (port 443) open to the internet</w:t>
-      </w:r>
-      <w:r>
-        <w:rPr/>
-        <w:t xml:space="preserve">, as participants complete the survey remotely on their own devices</w:t>
-      </w:r>
-    </w:p>
-    <w:p>
-      <w:pPr>
-        <w:pStyle w:val="ListParagraph"/>
-        <w:numPr>
-          <w:ilvl w:val="0"/>
-          <w:numId w:val="132"/>
-        </w:numPr>
-      </w:pPr>
+        <w:t xml:space="preserve">Remote access</w:t>
+      </w:r>
+      <w:r>
+        <w:rPr/>
+        <w:t xml:space="preserve"> for the named administrator, to install and update the app</w:t>
+      </w:r>
+    </w:p>
+    <w:p>
       <w:r>
         <w:rPr>
           <w:b/>
         </w:rPr>
-        <w:t xml:space="preserve">Outbound HTTPS to the REDCap server</w:t>
-      </w:r>
-      <w:r>
-        <w:rPr/>
-        <w:t xml:space="preserve">, as the functions call the REDCap API</w:t>
-      </w:r>
-    </w:p>
-    <w:p>
-      <w:pPr>
-        <w:pStyle w:val="ListParagraph"/>
-        <w:numPr>
-          <w:ilvl w:val="0"/>
-          <w:numId w:val="132"/>
-        </w:numPr>
-      </w:pPr>
-      <w:r>
-        <w:rPr>
-          <w:b/>
-        </w:rPr>
-        <w:t xml:space="preserve">Confirmation that the server and its backups stay in Canada</w:t>
-      </w:r>
-      <w:r>
-        <w:rPr/>
-        <w:t xml:space="preserve">, for the REB data-residency requirement</w:t>
-      </w:r>
-    </w:p>
-    <w:p>
-      <w:pPr>
-        <w:pStyle w:val="ListParagraph"/>
-        <w:numPr>
-          <w:ilvl w:val="0"/>
-          <w:numId w:val="132"/>
-        </w:numPr>
-      </w:pPr>
-      <w:r>
-        <w:rPr>
-          <w:b/>
-        </w:rPr>
-        <w:t xml:space="preserve">Web-server logging that never records request bodies, with short retention</w:t>
-      </w:r>
-      <w:r>
-        <w:rPr/>
-        <w:t xml:space="preserve">: logs must not keep participant answers, and access logs also contain the </w:t>
-      </w:r>
-      <w:r>
-        <w:rPr>
-          <w:rFonts w:ascii="Consolas" w:hAnsi="Consolas" w:cs="Consolas"/>
-          <w:color w:val="333333"/>
-          <w:sz w:val="19"/>
-          <w:szCs w:val="19"/>
-        </w:rPr>
-        <w:t xml:space="preserve">?k=</w:t>
-      </w:r>
-      <w:r>
-        <w:rPr/>
-        <w:t xml:space="preserve"> link and IP addresses</w:t>
-      </w:r>
-    </w:p>
-    <w:p>
-      <w:pPr>
-        <w:pStyle w:val="ListParagraph"/>
-        <w:numPr>
-          <w:ilvl w:val="0"/>
-          <w:numId w:val="132"/>
-        </w:numPr>
-      </w:pPr>
-      <w:r>
-        <w:rPr>
-          <w:b/>
-        </w:rPr>
-        <w:t xml:space="preserve">SSH access for the administrator</w:t>
-      </w:r>
-      <w:r>
-        <w:rPr/>
-        <w:t xml:space="preserve"> (for example over the VPN), to install and update the application</w:t>
+        <w:t xml:space="preserve">Note:</w:t>
+      </w:r>
+      <w:r>
+        <w:rPr/>
+        <w:t xml:space="preserve"> the server only passes answers on to REDCap and stores none itself. Ask WTS how long the server keeps its activity logs and what they record, so this can be described accurately in the REB application.</w:t>
       </w:r>
     </w:p>
     <w:p>

--- a/docs/CTS_GitHub_Server_Walkthrough.docx
+++ b/docs/CTS_GitHub_Server_Walkthrough.docx
@@ -13,7 +13,7 @@
     <w:p>
       <w:r>
         <w:rPr/>
-        <w:t xml:space="preserve">This document covers the setup the CTS Diagnostic Survey depends on: GitHub, which stores the code; the development workflow for changing it safely; a Western-managed (WTS) server, which replaces Cloudflare for hosting; and connecting the study's REDCap project. It is the companion to the CTS Design &amp; Workflow Overview, which explains what the application does and why the hosting must change.</w:t>
+        <w:t xml:space="preserve">This document covers the setup the CTS Diagnostic Survey depends on: GitHub, which stores the code; the development workflow for changing it safely; hosting, on Cloudflare Pages for option 1a or a Western-managed (WTS) server for option 2a; and connecting the study's REDCap project. It is the companion to the CTS Design &amp; Workflow Overview, which explains what the application does and why the hosting must change.</w:t>
       </w:r>
     </w:p>
     <w:p>
@@ -1221,7 +1221,7 @@
     <w:p>
       <w:r>
         <w:rPr/>
-        <w:t xml:space="preserve">Later, import the CSV with REDCap's Data Import Tool and upload each drawing to its file-upload field.</w:t>
+        <w:t xml:space="preserve">Later, import the CSV with REDCap's Data Import Tool and upload each drawing to its file-upload field. The import needs the REDCap project set up as in Section 4.2 (events, fields and coded values), and has not been tested yet, so try it on a test record first.</w:t>
       </w:r>
     </w:p>
     <w:p>
@@ -1622,19 +1622,80 @@
       </w:pPr>
       <w:r>
         <w:rPr/>
-        <w:t xml:space="preserve">Wait for the build to complete, open the URL Cloudflare shows, and check that the survey loads and the results download works</w:t>
-      </w:r>
-    </w:p>
-    <w:p>
+        <w:t xml:space="preserve">Wait for the build to complete, open the URL Cloudflare shows, and check that the survey loads and </w:t>
+      </w:r>
       <w:r>
         <w:rPr>
           <w:b/>
         </w:rPr>
+        <w:t xml:space="preserve">Save study files (ZIP)</w:t>
+      </w:r>
+      <w:r>
+        <w:rPr/>
+        <w:t xml:space="preserve"> downloads</w:t>
+      </w:r>
+    </w:p>
+    <w:p>
+      <w:pPr>
+        <w:pStyle w:val="ListParagraph"/>
+        <w:numPr>
+          <w:ilvl w:val="0"/>
+          <w:numId w:val="123"/>
+        </w:numPr>
+      </w:pPr>
+      <w:r>
+        <w:rPr/>
+        <w:t xml:space="preserve">In the project's Settings, under Branch control, set preview deployments to None (or to custom branches that exclude </w:t>
+      </w:r>
+      <w:r>
+        <w:rPr>
+          <w:rFonts w:ascii="Consolas" w:hAnsi="Consolas" w:cs="Consolas"/>
+          <w:color w:val="333333"/>
+          <w:sz w:val="19"/>
+          <w:szCs w:val="19"/>
+        </w:rPr>
+        <w:t xml:space="preserve">redcap</w:t>
+      </w:r>
+      <w:r>
+        <w:rPr/>
+        <w:t xml:space="preserve">). Otherwise Cloudflare also builds the </w:t>
+      </w:r>
+      <w:r>
+        <w:rPr>
+          <w:rFonts w:ascii="Consolas" w:hAnsi="Consolas" w:cs="Consolas"/>
+          <w:color w:val="333333"/>
+          <w:sz w:val="19"/>
+          <w:szCs w:val="19"/>
+        </w:rPr>
+        <w:t xml:space="preserve">redcap</w:t>
+      </w:r>
+      <w:r>
+        <w:rPr/>
+        <w:t xml:space="preserve"> branch, whose </w:t>
+      </w:r>
+      <w:r>
+        <w:rPr>
+          <w:rFonts w:ascii="Consolas" w:hAnsi="Consolas" w:cs="Consolas"/>
+          <w:color w:val="333333"/>
+          <w:sz w:val="19"/>
+          <w:szCs w:val="19"/>
+        </w:rPr>
+        <w:t xml:space="preserve">functions/</w:t>
+      </w:r>
+      <w:r>
+        <w:rPr/>
+        <w:t xml:space="preserve"> folder would put the REDCap functions back on Cloudflare</w:t>
+      </w:r>
+    </w:p>
+    <w:p>
+      <w:r>
+        <w:rPr>
+          <w:b/>
+        </w:rPr>
         <w:t xml:space="preserve">Note:</w:t>
       </w:r>
       <w:r>
-        <w:rPr/>
-        <w:t xml:space="preserve"> option 1a needs no secrets, because nothing is sent to REDCap. Branches other than the production branch get their own preview URL, which is useful for checking a change before merging it.</w:t>
+        <w:t xml:space="preserve"> option 1a needs no secrets, because nothing is sent to REDCap.</w:t>
       </w:r>
     </w:p>
     <w:p>

--- a/docs/CTS_GitHub_Server_Walkthrough.docx
+++ b/docs/CTS_GitHub_Server_Walkthrough.docx
@@ -1695,6 +1695,7 @@
         <w:t xml:space="preserve">Note:</w:t>
       </w:r>
       <w:r>
+        <w:rPr/>
         <w:t xml:space="preserve"> option 1a needs no secrets, because nothing is sent to REDCap.</w:t>
       </w:r>
     </w:p>
